--- a/lessons/8-1/downloads/reveal/teacher/8.1-session-2-prerequisite-practice-b.docx
+++ b/lessons/8-1/downloads/reveal/teacher/8.1-session-2-prerequisite-practice-b.docx
@@ -15,10 +15,28 @@
         <w:rPr>
           <w:rFonts w:ascii="Avenir Next" w:hAnsi="Avenir Next" w:cs="Avenir Next" w:eastAsia="Avenir Next"/>
           <w:color w:val="1A1A1A"/>
+          <w:sz w:val="22"/>
+          <w:szCs w:val="20"/>
+        </w:rPr>
+        <w:t xml:space="preserve">Name</w:t>
+      </w:r>
+      <w:r>
+        <w:rPr>
+          <w:rFonts w:ascii="Avenir Next" w:hAnsi="Avenir Next" w:cs="Avenir Next" w:eastAsia="Avenir Next"/>
+          <w:color w:val="1A1A1A"/>
           <w:sz w:val="20"/>
           <w:szCs w:val="20"/>
         </w:rPr>
-        <w:t xml:space="preserve">Name</w:t>
+        <w:tab/>
+      </w:r>
+      <w:r>
+        <w:rPr>
+          <w:rFonts w:ascii="Avenir Next" w:hAnsi="Avenir Next" w:cs="Avenir Next" w:eastAsia="Avenir Next"/>
+          <w:color w:val="1A1A1A"/>
+          <w:sz w:val="22"/>
+          <w:szCs w:val="20"/>
+        </w:rPr>
+        <w:t xml:space="preserve">   Date</w:t>
       </w:r>
       <w:r>
         <w:rPr>
@@ -33,25 +51,7 @@
         <w:rPr>
           <w:rFonts w:ascii="Avenir Next" w:hAnsi="Avenir Next" w:cs="Avenir Next" w:eastAsia="Avenir Next"/>
           <w:color w:val="1A1A1A"/>
-          <w:sz w:val="20"/>
-          <w:szCs w:val="20"/>
-        </w:rPr>
-        <w:t xml:space="preserve">   Date</w:t>
-      </w:r>
-      <w:r>
-        <w:rPr>
-          <w:rFonts w:ascii="Avenir Next" w:hAnsi="Avenir Next" w:cs="Avenir Next" w:eastAsia="Avenir Next"/>
-          <w:color w:val="1A1A1A"/>
-          <w:sz w:val="20"/>
-          <w:szCs w:val="20"/>
-        </w:rPr>
-        <w:tab/>
-      </w:r>
-      <w:r>
-        <w:rPr>
-          <w:rFonts w:ascii="Avenir Next" w:hAnsi="Avenir Next" w:cs="Avenir Next" w:eastAsia="Avenir Next"/>
-          <w:color w:val="1A1A1A"/>
-          <w:sz w:val="20"/>
+          <w:sz w:val="22"/>
           <w:szCs w:val="20"/>
         </w:rPr>
         <w:t xml:space="preserve">   Period</w:t>
@@ -78,7 +78,7 @@
           <w:caps/>
           <w:color w:val="003A70"/>
           <w:spacing w:val="12"/>
-          <w:sz w:val="19"/>
+          <w:sz w:val="22"/>
           <w:szCs w:val="19"/>
         </w:rPr>
         <w:t xml:space="preserve">Lesson 8-1  ·  Session 2  ·  Prerequisite Practice B  ·  Skill 1 of 2</w:t>
@@ -86,6 +86,7 @@
     </w:p>
     <w:p>
       <w:pPr>
+        <w:pStyle w:val="Heading1"/>
         <w:keepNext/>
         <w:spacing w:before="0" w:after="10" w:line="240" w:lineRule="auto"/>
       </w:pPr>
@@ -111,7 +112,7 @@
         <w:rPr>
           <w:rFonts w:ascii="Avenir Next" w:hAnsi="Avenir Next" w:cs="Avenir Next" w:eastAsia="Avenir Next"/>
           <w:color w:val="5A5F66"/>
-          <w:sz w:val="17"/>
+          <w:sz w:val="22"/>
           <w:szCs w:val="17"/>
         </w:rPr>
         <w:t xml:space="preserve">Builds on Lesson 6-5 Session 1 · 6.EE.A.2a</w:t>
@@ -154,6 +155,7 @@
           </w:tcPr>
           <w:p>
             <w:pPr>
+              <w:pStyle w:val="Heading2"/>
               <w:spacing w:before="0" w:after="0" w:line="252" w:lineRule="auto"/>
             </w:pPr>
             <w:r>
@@ -184,7 +186,7 @@
                 <w:rFonts w:ascii="Avenir Next" w:hAnsi="Avenir Next" w:cs="Avenir Next" w:eastAsia="Avenir Next"/>
                 <w:i/>
                 <w:color w:val="1A1A1A"/>
-                <w:sz w:val="20"/>
+                <w:sz w:val="22"/>
                 <w:szCs w:val="20"/>
               </w:rPr>
               <w:t xml:space="preserve">c</w:t>
@@ -193,7 +195,7 @@
               <w:rPr>
                 <w:rFonts w:ascii="Avenir Next" w:hAnsi="Avenir Next" w:cs="Avenir Next" w:eastAsia="Avenir Next"/>
                 <w:color w:val="1A1A1A"/>
-                <w:sz w:val="20"/>
+                <w:sz w:val="22"/>
                 <w:szCs w:val="20"/>
               </w:rPr>
               <w:t xml:space="preserve"> cans, minus the 75 donated, is </w:t>
@@ -203,7 +205,7 @@
                 <w:rFonts w:ascii="Avenir Next" w:hAnsi="Avenir Next" w:cs="Avenir Next" w:eastAsia="Avenir Next"/>
                 <w:i/>
                 <w:color w:val="1A1A1A"/>
-                <w:sz w:val="20"/>
+                <w:sz w:val="22"/>
                 <w:szCs w:val="20"/>
               </w:rPr>
               <w:t xml:space="preserve">c</w:t>
@@ -212,7 +214,7 @@
               <w:rPr>
                 <w:rFonts w:ascii="Avenir Next" w:hAnsi="Avenir Next" w:cs="Avenir Next" w:eastAsia="Avenir Next"/>
                 <w:color w:val="1A1A1A"/>
-                <w:sz w:val="20"/>
+                <w:sz w:val="22"/>
                 <w:szCs w:val="20"/>
               </w:rPr>
               <w:t xml:space="preserve"> − 75. That is one side of the equation.</w:t>
@@ -232,6 +234,7 @@
           </w:tcPr>
           <w:p>
             <w:pPr>
+              <w:pStyle w:val="Heading2"/>
               <w:spacing w:before="0" w:after="0" w:line="252" w:lineRule="auto"/>
             </w:pPr>
             <w:r>
@@ -261,7 +264,7 @@
               <w:rPr>
                 <w:rFonts w:ascii="Avenir Next" w:hAnsi="Avenir Next" w:cs="Avenir Next" w:eastAsia="Avenir Next"/>
                 <w:color w:val="1A1A1A"/>
-                <w:sz w:val="20"/>
+                <w:sz w:val="22"/>
                 <w:szCs w:val="20"/>
               </w:rPr>
               <w:t xml:space="preserve">Write an expression with a letter for a story, like </w:t>
@@ -271,7 +274,7 @@
                 <w:rFonts w:ascii="Avenir Next" w:hAnsi="Avenir Next" w:cs="Avenir Next" w:eastAsia="Avenir Next"/>
                 <w:i/>
                 <w:color w:val="1A1A1A"/>
-                <w:sz w:val="20"/>
+                <w:sz w:val="22"/>
                 <w:szCs w:val="20"/>
               </w:rPr>
               <w:t xml:space="preserve">c</w:t>
@@ -280,7 +283,7 @@
               <w:rPr>
                 <w:rFonts w:ascii="Avenir Next" w:hAnsi="Avenir Next" w:cs="Avenir Next" w:eastAsia="Avenir Next"/>
                 <w:color w:val="1A1A1A"/>
-                <w:sz w:val="20"/>
+                <w:sz w:val="22"/>
                 <w:szCs w:val="20"/>
               </w:rPr>
               <w:t xml:space="preserve"> − 75.  </w:t>
@@ -290,7 +293,7 @@
                 <w:rFonts w:ascii="Avenir Next" w:hAnsi="Avenir Next" w:cs="Avenir Next" w:eastAsia="Avenir Next"/>
                 <w:b/>
                 <w:color w:val="1A1A1A"/>
-                <w:sz w:val="20"/>
+                <w:sz w:val="22"/>
                 <w:szCs w:val="20"/>
               </w:rPr>
               <w:t xml:space="preserve">You will use it in Practice Form A, problems 3 and 6.</w:t>
@@ -301,6 +304,7 @@
     </w:tbl>
     <w:p>
       <w:pPr>
+        <w:pStyle w:val="Heading2"/>
         <w:keepNext/>
         <w:pBdr>
           <w:bottom w:val="single" w:sz="8" w:space="3" w:color="003A70"/>
@@ -316,7 +320,7 @@
           <w:b/>
           <w:color w:val="003A70"/>
           <w:spacing w:val="14"/>
-          <w:sz w:val="19"/>
+          <w:sz w:val="22"/>
           <w:szCs w:val="19"/>
         </w:rPr>
         <w:t xml:space="preserve">STEPS TO FOLLOW</w:t>
@@ -335,7 +339,7 @@
           <w:rFonts w:ascii="Avenir Next" w:hAnsi="Avenir Next" w:cs="Avenir Next" w:eastAsia="Avenir Next"/>
           <w:i/>
           <w:color w:val="5A5F66"/>
-          <w:sz w:val="17"/>
+          <w:sz w:val="22"/>
           <w:szCs w:val="17"/>
         </w:rPr>
         <w:t xml:space="preserve">use these same steps on every problem</w:t>
@@ -377,6 +381,7 @@
           </w:tcPr>
           <w:p>
             <w:pPr>
+              <w:pStyle w:val="Heading1"/>
               <w:spacing w:before="0" w:after="0" w:line="240" w:lineRule="auto"/>
               <w:jc w:val="center"/>
             </w:pPr>
@@ -405,7 +410,7 @@
               <w:rPr>
                 <w:rFonts w:ascii="Avenir Next" w:hAnsi="Avenir Next" w:cs="Avenir Next" w:eastAsia="Avenir Next"/>
                 <w:color w:val="1A1A1A"/>
-                <w:sz w:val="21"/>
+                <w:sz w:val="22"/>
                 <w:szCs w:val="21"/>
               </w:rPr>
               <w:t xml:space="preserve">Use a </w:t>
@@ -415,7 +420,7 @@
                 <w:rFonts w:ascii="Avenir Next" w:hAnsi="Avenir Next" w:cs="Avenir Next" w:eastAsia="Avenir Next"/>
                 <w:b/>
                 <w:color w:val="1A1A1A"/>
-                <w:sz w:val="21"/>
+                <w:sz w:val="22"/>
                 <w:szCs w:val="21"/>
               </w:rPr>
               <w:t xml:space="preserve">letter</w:t>
@@ -424,7 +429,7 @@
               <w:rPr>
                 <w:rFonts w:ascii="Avenir Next" w:hAnsi="Avenir Next" w:cs="Avenir Next" w:eastAsia="Avenir Next"/>
                 <w:color w:val="1A1A1A"/>
-                <w:sz w:val="21"/>
+                <w:sz w:val="22"/>
                 <w:szCs w:val="21"/>
               </w:rPr>
               <w:t xml:space="preserve"> for the unknown amount.</w:t>
@@ -443,6 +448,7 @@
           </w:tcPr>
           <w:p>
             <w:pPr>
+              <w:pStyle w:val="Heading1"/>
               <w:spacing w:before="0" w:after="0" w:line="240" w:lineRule="auto"/>
               <w:jc w:val="center"/>
             </w:pPr>
@@ -471,7 +477,7 @@
               <w:rPr>
                 <w:rFonts w:ascii="Avenir Next" w:hAnsi="Avenir Next" w:cs="Avenir Next" w:eastAsia="Avenir Next"/>
                 <w:color w:val="1A1A1A"/>
-                <w:sz w:val="21"/>
+                <w:sz w:val="22"/>
                 <w:szCs w:val="21"/>
               </w:rPr>
               <w:t xml:space="preserve">Find the </w:t>
@@ -481,7 +487,7 @@
                 <w:rFonts w:ascii="Avenir Next" w:hAnsi="Avenir Next" w:cs="Avenir Next" w:eastAsia="Avenir Next"/>
                 <w:b/>
                 <w:color w:val="1A1A1A"/>
-                <w:sz w:val="21"/>
+                <w:sz w:val="22"/>
                 <w:szCs w:val="21"/>
               </w:rPr>
               <w:t xml:space="preserve">action</w:t>
@@ -490,7 +496,7 @@
               <w:rPr>
                 <w:rFonts w:ascii="Avenir Next" w:hAnsi="Avenir Next" w:cs="Avenir Next" w:eastAsia="Avenir Next"/>
                 <w:color w:val="1A1A1A"/>
-                <w:sz w:val="21"/>
+                <w:sz w:val="22"/>
                 <w:szCs w:val="21"/>
               </w:rPr>
               <w:t xml:space="preserve">: more is +, fewer is −, each is ×.</w:t>
@@ -509,6 +515,7 @@
           </w:tcPr>
           <w:p>
             <w:pPr>
+              <w:pStyle w:val="Heading1"/>
               <w:spacing w:before="0" w:after="0" w:line="240" w:lineRule="auto"/>
               <w:jc w:val="center"/>
             </w:pPr>
@@ -538,7 +545,7 @@
                 <w:rFonts w:ascii="Avenir Next" w:hAnsi="Avenir Next" w:cs="Avenir Next" w:eastAsia="Avenir Next"/>
                 <w:b/>
                 <w:color w:val="1A1A1A"/>
-                <w:sz w:val="21"/>
+                <w:sz w:val="22"/>
                 <w:szCs w:val="21"/>
               </w:rPr>
               <w:t xml:space="preserve">Write</w:t>
@@ -547,7 +554,7 @@
               <w:rPr>
                 <w:rFonts w:ascii="Avenir Next" w:hAnsi="Avenir Next" w:cs="Avenir Next" w:eastAsia="Avenir Next"/>
                 <w:color w:val="1A1A1A"/>
-                <w:sz w:val="21"/>
+                <w:sz w:val="22"/>
                 <w:szCs w:val="21"/>
               </w:rPr>
               <w:t xml:space="preserve"> the letter, the sign and the number.</w:t>
@@ -558,6 +565,7 @@
     </w:tbl>
     <w:p>
       <w:pPr>
+        <w:pStyle w:val="Heading2"/>
         <w:keepNext/>
         <w:pBdr>
           <w:bottom w:val="single" w:sz="8" w:space="3" w:color="003A70"/>
@@ -573,7 +581,7 @@
           <w:b/>
           <w:color w:val="003A70"/>
           <w:spacing w:val="14"/>
-          <w:sz w:val="19"/>
+          <w:sz w:val="22"/>
           <w:szCs w:val="19"/>
         </w:rPr>
         <w:t xml:space="preserve">WATCH ME</w:t>
@@ -592,7 +600,7 @@
           <w:rFonts w:ascii="Avenir Next" w:hAnsi="Avenir Next" w:cs="Avenir Next" w:eastAsia="Avenir Next"/>
           <w:i/>
           <w:color w:val="5A5F66"/>
-          <w:sz w:val="17"/>
+          <w:sz w:val="22"/>
           <w:szCs w:val="17"/>
         </w:rPr>
         <w:t xml:space="preserve">the steps in action</w:t>
@@ -607,7 +615,7 @@
           <w:rFonts w:ascii="Avenir Next" w:hAnsi="Avenir Next" w:cs="Avenir Next" w:eastAsia="Avenir Next"/>
           <w:b/>
           <w:color w:val="1A1A1A"/>
-          <w:sz w:val="21"/>
+          <w:sz w:val="22"/>
           <w:szCs w:val="21"/>
         </w:rPr>
         <w:t xml:space="preserve">A jar has </w:t>
@@ -618,7 +626,7 @@
           <w:b/>
           <w:i/>
           <w:color w:val="1A1A1A"/>
-          <w:sz w:val="21"/>
+          <w:sz w:val="22"/>
           <w:szCs w:val="21"/>
         </w:rPr>
         <w:t xml:space="preserve">j</w:t>
@@ -628,7 +636,7 @@
           <w:rFonts w:ascii="Avenir Next" w:hAnsi="Avenir Next" w:cs="Avenir Next" w:eastAsia="Avenir Next"/>
           <w:b/>
           <w:color w:val="1A1A1A"/>
-          <w:sz w:val="21"/>
+          <w:sz w:val="22"/>
           <w:szCs w:val="21"/>
         </w:rPr>
         <w:t xml:space="preserve"> marbles. You add 12 more.</w:t>
@@ -647,25 +655,25 @@
           <w:rFonts w:ascii="Avenir Next" w:hAnsi="Avenir Next" w:cs="Avenir Next" w:eastAsia="Avenir Next"/>
           <w:b/>
           <w:color w:val="003A70"/>
+          <w:sz w:val="22"/>
+          <w:szCs w:val="19"/>
+        </w:rPr>
+        <w:t xml:space="preserve">Step 1</w:t>
+      </w:r>
+      <w:r>
+        <w:rPr>
+          <w:rFonts w:ascii="Avenir Next" w:hAnsi="Avenir Next" w:cs="Avenir Next" w:eastAsia="Avenir Next"/>
+          <w:color w:val="1A1A1A"/>
           <w:sz w:val="19"/>
           <w:szCs w:val="19"/>
         </w:rPr>
-        <w:t xml:space="preserve">Step 1</w:t>
-      </w:r>
-      <w:r>
-        <w:rPr>
-          <w:rFonts w:ascii="Avenir Next" w:hAnsi="Avenir Next" w:cs="Avenir Next" w:eastAsia="Avenir Next"/>
-          <w:color w:val="1A1A1A"/>
-          <w:sz w:val="19"/>
-          <w:szCs w:val="19"/>
-        </w:rPr>
         <w:tab/>
       </w:r>
       <w:r>
         <w:rPr>
           <w:rFonts w:ascii="Avenir Next" w:hAnsi="Avenir Next" w:cs="Avenir Next" w:eastAsia="Avenir Next"/>
           <w:color w:val="1A1A1A"/>
-          <w:sz w:val="21"/>
+          <w:sz w:val="22"/>
           <w:szCs w:val="21"/>
         </w:rPr>
         <w:t xml:space="preserve">The letter is </w:t>
@@ -675,7 +683,7 @@
           <w:rFonts w:ascii="Avenir Next" w:hAnsi="Avenir Next" w:cs="Avenir Next" w:eastAsia="Avenir Next"/>
           <w:i/>
           <w:color w:val="1A1A1A"/>
-          <w:sz w:val="21"/>
+          <w:sz w:val="22"/>
           <w:szCs w:val="21"/>
         </w:rPr>
         <w:t xml:space="preserve">j</w:t>
@@ -684,7 +692,7 @@
         <w:rPr>
           <w:rFonts w:ascii="Avenir Next" w:hAnsi="Avenir Next" w:cs="Avenir Next" w:eastAsia="Avenir Next"/>
           <w:color w:val="1A1A1A"/>
-          <w:sz w:val="21"/>
+          <w:sz w:val="22"/>
           <w:szCs w:val="21"/>
         </w:rPr>
         <w:t xml:space="preserve">.</w:t>
@@ -703,25 +711,25 @@
           <w:rFonts w:ascii="Avenir Next" w:hAnsi="Avenir Next" w:cs="Avenir Next" w:eastAsia="Avenir Next"/>
           <w:b/>
           <w:color w:val="003A70"/>
+          <w:sz w:val="22"/>
+          <w:szCs w:val="19"/>
+        </w:rPr>
+        <w:t xml:space="preserve">Step 2</w:t>
+      </w:r>
+      <w:r>
+        <w:rPr>
+          <w:rFonts w:ascii="Avenir Next" w:hAnsi="Avenir Next" w:cs="Avenir Next" w:eastAsia="Avenir Next"/>
+          <w:color w:val="1A1A1A"/>
           <w:sz w:val="19"/>
           <w:szCs w:val="19"/>
         </w:rPr>
-        <w:t xml:space="preserve">Step 2</w:t>
-      </w:r>
-      <w:r>
-        <w:rPr>
-          <w:rFonts w:ascii="Avenir Next" w:hAnsi="Avenir Next" w:cs="Avenir Next" w:eastAsia="Avenir Next"/>
-          <w:color w:val="1A1A1A"/>
-          <w:sz w:val="19"/>
-          <w:szCs w:val="19"/>
-        </w:rPr>
         <w:tab/>
       </w:r>
       <w:r>
         <w:rPr>
           <w:rFonts w:ascii="Avenir Next" w:hAnsi="Avenir Next" w:cs="Avenir Next" w:eastAsia="Avenir Next"/>
           <w:color w:val="1A1A1A"/>
-          <w:sz w:val="21"/>
+          <w:sz w:val="22"/>
           <w:szCs w:val="21"/>
         </w:rPr>
         <w:t xml:space="preserve">Add more: +.</w:t>
@@ -740,18 +748,18 @@
           <w:rFonts w:ascii="Avenir Next" w:hAnsi="Avenir Next" w:cs="Avenir Next" w:eastAsia="Avenir Next"/>
           <w:b/>
           <w:color w:val="003A70"/>
+          <w:sz w:val="22"/>
+          <w:szCs w:val="19"/>
+        </w:rPr>
+        <w:t xml:space="preserve">Step 3</w:t>
+      </w:r>
+      <w:r>
+        <w:rPr>
+          <w:rFonts w:ascii="Avenir Next" w:hAnsi="Avenir Next" w:cs="Avenir Next" w:eastAsia="Avenir Next"/>
+          <w:color w:val="1A1A1A"/>
           <w:sz w:val="19"/>
           <w:szCs w:val="19"/>
         </w:rPr>
-        <w:t xml:space="preserve">Step 3</w:t>
-      </w:r>
-      <w:r>
-        <w:rPr>
-          <w:rFonts w:ascii="Avenir Next" w:hAnsi="Avenir Next" w:cs="Avenir Next" w:eastAsia="Avenir Next"/>
-          <w:color w:val="1A1A1A"/>
-          <w:sz w:val="19"/>
-          <w:szCs w:val="19"/>
-        </w:rPr>
         <w:tab/>
       </w:r>
       <w:r>
@@ -759,7 +767,7 @@
           <w:rFonts w:ascii="Avenir Next" w:hAnsi="Avenir Next" w:cs="Avenir Next" w:eastAsia="Avenir Next"/>
           <w:i/>
           <w:color w:val="1A1A1A"/>
-          <w:sz w:val="21"/>
+          <w:sz w:val="22"/>
           <w:szCs w:val="21"/>
         </w:rPr>
         <w:t xml:space="preserve">j</w:t>
@@ -768,7 +776,7 @@
         <w:rPr>
           <w:rFonts w:ascii="Avenir Next" w:hAnsi="Avenir Next" w:cs="Avenir Next" w:eastAsia="Avenir Next"/>
           <w:color w:val="1A1A1A"/>
-          <w:sz w:val="21"/>
+          <w:sz w:val="22"/>
           <w:szCs w:val="21"/>
         </w:rPr>
         <w:t xml:space="preserve"> + 12.</w:t>
@@ -787,18 +795,18 @@
           <w:rFonts w:ascii="Avenir Next" w:hAnsi="Avenir Next" w:cs="Avenir Next" w:eastAsia="Avenir Next"/>
           <w:b/>
           <w:color w:val="1A1A1A"/>
+          <w:sz w:val="22"/>
+          <w:szCs w:val="21"/>
+        </w:rPr>
+        <w:t xml:space="preserve">Answer</w:t>
+      </w:r>
+      <w:r>
+        <w:rPr>
+          <w:rFonts w:ascii="Avenir Next" w:hAnsi="Avenir Next" w:cs="Avenir Next" w:eastAsia="Avenir Next"/>
+          <w:color w:val="1A1A1A"/>
           <w:sz w:val="21"/>
           <w:szCs w:val="21"/>
         </w:rPr>
-        <w:t xml:space="preserve">Answer</w:t>
-      </w:r>
-      <w:r>
-        <w:rPr>
-          <w:rFonts w:ascii="Avenir Next" w:hAnsi="Avenir Next" w:cs="Avenir Next" w:eastAsia="Avenir Next"/>
-          <w:color w:val="1A1A1A"/>
-          <w:sz w:val="21"/>
-          <w:szCs w:val="21"/>
-        </w:rPr>
         <w:tab/>
       </w:r>
       <w:r>
@@ -807,7 +815,7 @@
           <w:b/>
           <w:i/>
           <w:color w:val="1A1A1A"/>
-          <w:sz w:val="21"/>
+          <w:sz w:val="22"/>
           <w:szCs w:val="21"/>
         </w:rPr>
         <w:t xml:space="preserve">j</w:t>
@@ -817,7 +825,7 @@
           <w:rFonts w:ascii="Avenir Next" w:hAnsi="Avenir Next" w:cs="Avenir Next" w:eastAsia="Avenir Next"/>
           <w:b/>
           <w:color w:val="1A1A1A"/>
-          <w:sz w:val="21"/>
+          <w:sz w:val="22"/>
           <w:szCs w:val="21"/>
         </w:rPr>
         <w:t xml:space="preserve"> + 12</w:t>
@@ -825,6 +833,7 @@
     </w:p>
     <w:p>
       <w:pPr>
+        <w:pStyle w:val="Heading2"/>
         <w:keepNext/>
         <w:pBdr>
           <w:bottom w:val="single" w:sz="8" w:space="3" w:color="003A70"/>
@@ -840,7 +849,7 @@
           <w:b/>
           <w:color w:val="003A70"/>
           <w:spacing w:val="14"/>
-          <w:sz w:val="19"/>
+          <w:sz w:val="22"/>
           <w:szCs w:val="19"/>
         </w:rPr>
         <w:t xml:space="preserve">TRY IT WITH HELP</w:t>
@@ -859,7 +868,7 @@
           <w:rFonts w:ascii="Avenir Next" w:hAnsi="Avenir Next" w:cs="Avenir Next" w:eastAsia="Avenir Next"/>
           <w:i/>
           <w:color w:val="5A5F66"/>
-          <w:sz w:val="17"/>
+          <w:sz w:val="22"/>
           <w:szCs w:val="17"/>
         </w:rPr>
         <w:t xml:space="preserve">fill in each step</w:t>
@@ -936,35 +945,35 @@
           <w:rFonts w:ascii="Avenir Next" w:hAnsi="Avenir Next" w:cs="Avenir Next" w:eastAsia="Avenir Next"/>
           <w:b/>
           <w:color w:val="003A70"/>
+          <w:sz w:val="22"/>
+          <w:szCs w:val="18"/>
+        </w:rPr>
+        <w:t xml:space="preserve">Step 1</w:t>
+      </w:r>
+      <w:r>
+        <w:rPr>
+          <w:rFonts w:ascii="Avenir Next" w:hAnsi="Avenir Next" w:cs="Avenir Next" w:eastAsia="Avenir Next"/>
+          <w:color w:val="1A1A1A"/>
           <w:sz w:val="18"/>
           <w:szCs w:val="18"/>
         </w:rPr>
-        <w:t xml:space="preserve">Step 1</w:t>
-      </w:r>
-      <w:r>
-        <w:rPr>
-          <w:rFonts w:ascii="Avenir Next" w:hAnsi="Avenir Next" w:cs="Avenir Next" w:eastAsia="Avenir Next"/>
-          <w:color w:val="1A1A1A"/>
-          <w:sz w:val="18"/>
-          <w:szCs w:val="18"/>
-        </w:rPr>
         <w:tab/>
       </w:r>
       <w:r>
         <w:rPr>
           <w:rFonts w:ascii="Avenir Next" w:hAnsi="Avenir Next" w:cs="Avenir Next" w:eastAsia="Avenir Next"/>
           <w:color w:val="1A1A1A"/>
+          <w:sz w:val="22"/>
+          <w:szCs w:val="21"/>
+        </w:rPr>
+        <w:t xml:space="preserve">The letter is </w:t>
+      </w:r>
+      <w:r>
+        <w:rPr>
+          <w:rFonts w:ascii="Avenir Next" w:hAnsi="Avenir Next" w:cs="Avenir Next" w:eastAsia="Avenir Next"/>
+          <w:color w:val="1A1A1A"/>
           <w:sz w:val="21"/>
           <w:szCs w:val="21"/>
-        </w:rPr>
-        <w:t xml:space="preserve">The letter is </w:t>
-      </w:r>
-      <w:r>
-        <w:rPr>
-          <w:rFonts w:ascii="Avenir Next" w:hAnsi="Avenir Next" w:cs="Avenir Next" w:eastAsia="Avenir Next"/>
-          <w:color w:val="1A1A1A"/>
-          <w:sz w:val="21"/>
-          <w:szCs w:val="21"/>
           <w:u w:val="single"/>
         </w:rPr>
         <w:t xml:space="preserve">                </w:t>
@@ -973,7 +982,7 @@
         <w:rPr>
           <w:rFonts w:ascii="Avenir Next" w:hAnsi="Avenir Next" w:cs="Avenir Next" w:eastAsia="Avenir Next"/>
           <w:color w:val="1A1A1A"/>
-          <w:sz w:val="21"/>
+          <w:sz w:val="22"/>
           <w:szCs w:val="21"/>
         </w:rPr>
         <w:t xml:space="preserve">.</w:t>
@@ -993,25 +1002,25 @@
           <w:rFonts w:ascii="Avenir Next" w:hAnsi="Avenir Next" w:cs="Avenir Next" w:eastAsia="Avenir Next"/>
           <w:b/>
           <w:color w:val="003A70"/>
+          <w:sz w:val="22"/>
+          <w:szCs w:val="18"/>
+        </w:rPr>
+        <w:t xml:space="preserve">Step 2</w:t>
+      </w:r>
+      <w:r>
+        <w:rPr>
+          <w:rFonts w:ascii="Avenir Next" w:hAnsi="Avenir Next" w:cs="Avenir Next" w:eastAsia="Avenir Next"/>
+          <w:color w:val="1A1A1A"/>
           <w:sz w:val="18"/>
           <w:szCs w:val="18"/>
         </w:rPr>
-        <w:t xml:space="preserve">Step 2</w:t>
-      </w:r>
-      <w:r>
-        <w:rPr>
-          <w:rFonts w:ascii="Avenir Next" w:hAnsi="Avenir Next" w:cs="Avenir Next" w:eastAsia="Avenir Next"/>
-          <w:color w:val="1A1A1A"/>
-          <w:sz w:val="18"/>
-          <w:szCs w:val="18"/>
-        </w:rPr>
         <w:tab/>
       </w:r>
       <w:r>
         <w:rPr>
           <w:rFonts w:ascii="Avenir Next" w:hAnsi="Avenir Next" w:cs="Avenir Next" w:eastAsia="Avenir Next"/>
           <w:color w:val="1A1A1A"/>
-          <w:sz w:val="21"/>
+          <w:sz w:val="22"/>
           <w:szCs w:val="21"/>
         </w:rPr>
         <w:t xml:space="preserve">Give away: </w:t>
@@ -1041,25 +1050,25 @@
           <w:rFonts w:ascii="Avenir Next" w:hAnsi="Avenir Next" w:cs="Avenir Next" w:eastAsia="Avenir Next"/>
           <w:b/>
           <w:color w:val="003A70"/>
+          <w:sz w:val="22"/>
+          <w:szCs w:val="18"/>
+        </w:rPr>
+        <w:t xml:space="preserve">Step 3</w:t>
+      </w:r>
+      <w:r>
+        <w:rPr>
+          <w:rFonts w:ascii="Avenir Next" w:hAnsi="Avenir Next" w:cs="Avenir Next" w:eastAsia="Avenir Next"/>
+          <w:color w:val="1A1A1A"/>
           <w:sz w:val="18"/>
           <w:szCs w:val="18"/>
         </w:rPr>
-        <w:t xml:space="preserve">Step 3</w:t>
-      </w:r>
-      <w:r>
-        <w:rPr>
-          <w:rFonts w:ascii="Avenir Next" w:hAnsi="Avenir Next" w:cs="Avenir Next" w:eastAsia="Avenir Next"/>
-          <w:color w:val="1A1A1A"/>
-          <w:sz w:val="18"/>
-          <w:szCs w:val="18"/>
-        </w:rPr>
         <w:tab/>
       </w:r>
       <w:r>
         <w:rPr>
           <w:rFonts w:ascii="Avenir Next" w:hAnsi="Avenir Next" w:cs="Avenir Next" w:eastAsia="Avenir Next"/>
           <w:color w:val="1A1A1A"/>
-          <w:sz w:val="21"/>
+          <w:sz w:val="22"/>
           <w:szCs w:val="21"/>
         </w:rPr>
         <w:t xml:space="preserve">Expression: </w:t>
@@ -1151,35 +1160,35 @@
           <w:rFonts w:ascii="Avenir Next" w:hAnsi="Avenir Next" w:cs="Avenir Next" w:eastAsia="Avenir Next"/>
           <w:b/>
           <w:color w:val="003A70"/>
+          <w:sz w:val="22"/>
+          <w:szCs w:val="18"/>
+        </w:rPr>
+        <w:t xml:space="preserve">Step 1</w:t>
+      </w:r>
+      <w:r>
+        <w:rPr>
+          <w:rFonts w:ascii="Avenir Next" w:hAnsi="Avenir Next" w:cs="Avenir Next" w:eastAsia="Avenir Next"/>
+          <w:color w:val="1A1A1A"/>
           <w:sz w:val="18"/>
           <w:szCs w:val="18"/>
         </w:rPr>
-        <w:t xml:space="preserve">Step 1</w:t>
-      </w:r>
-      <w:r>
-        <w:rPr>
-          <w:rFonts w:ascii="Avenir Next" w:hAnsi="Avenir Next" w:cs="Avenir Next" w:eastAsia="Avenir Next"/>
-          <w:color w:val="1A1A1A"/>
-          <w:sz w:val="18"/>
-          <w:szCs w:val="18"/>
-        </w:rPr>
         <w:tab/>
       </w:r>
       <w:r>
         <w:rPr>
           <w:rFonts w:ascii="Avenir Next" w:hAnsi="Avenir Next" w:cs="Avenir Next" w:eastAsia="Avenir Next"/>
           <w:color w:val="1A1A1A"/>
+          <w:sz w:val="22"/>
+          <w:szCs w:val="21"/>
+        </w:rPr>
+        <w:t xml:space="preserve">The letter is </w:t>
+      </w:r>
+      <w:r>
+        <w:rPr>
+          <w:rFonts w:ascii="Avenir Next" w:hAnsi="Avenir Next" w:cs="Avenir Next" w:eastAsia="Avenir Next"/>
+          <w:color w:val="1A1A1A"/>
           <w:sz w:val="21"/>
           <w:szCs w:val="21"/>
-        </w:rPr>
-        <w:t xml:space="preserve">The letter is </w:t>
-      </w:r>
-      <w:r>
-        <w:rPr>
-          <w:rFonts w:ascii="Avenir Next" w:hAnsi="Avenir Next" w:cs="Avenir Next" w:eastAsia="Avenir Next"/>
-          <w:color w:val="1A1A1A"/>
-          <w:sz w:val="21"/>
-          <w:szCs w:val="21"/>
           <w:u w:val="single"/>
         </w:rPr>
         <w:t xml:space="preserve">                </w:t>
@@ -1188,7 +1197,7 @@
         <w:rPr>
           <w:rFonts w:ascii="Avenir Next" w:hAnsi="Avenir Next" w:cs="Avenir Next" w:eastAsia="Avenir Next"/>
           <w:color w:val="1A1A1A"/>
-          <w:sz w:val="21"/>
+          <w:sz w:val="22"/>
           <w:szCs w:val="21"/>
         </w:rPr>
         <w:t xml:space="preserve">.</w:t>
@@ -1208,25 +1217,25 @@
           <w:rFonts w:ascii="Avenir Next" w:hAnsi="Avenir Next" w:cs="Avenir Next" w:eastAsia="Avenir Next"/>
           <w:b/>
           <w:color w:val="003A70"/>
+          <w:sz w:val="22"/>
+          <w:szCs w:val="18"/>
+        </w:rPr>
+        <w:t xml:space="preserve">Step 2</w:t>
+      </w:r>
+      <w:r>
+        <w:rPr>
+          <w:rFonts w:ascii="Avenir Next" w:hAnsi="Avenir Next" w:cs="Avenir Next" w:eastAsia="Avenir Next"/>
+          <w:color w:val="1A1A1A"/>
           <w:sz w:val="18"/>
           <w:szCs w:val="18"/>
         </w:rPr>
-        <w:t xml:space="preserve">Step 2</w:t>
-      </w:r>
-      <w:r>
-        <w:rPr>
-          <w:rFonts w:ascii="Avenir Next" w:hAnsi="Avenir Next" w:cs="Avenir Next" w:eastAsia="Avenir Next"/>
-          <w:color w:val="1A1A1A"/>
-          <w:sz w:val="18"/>
-          <w:szCs w:val="18"/>
-        </w:rPr>
         <w:tab/>
       </w:r>
       <w:r>
         <w:rPr>
           <w:rFonts w:ascii="Avenir Next" w:hAnsi="Avenir Next" w:cs="Avenir Next" w:eastAsia="Avenir Next"/>
           <w:color w:val="1A1A1A"/>
-          <w:sz w:val="21"/>
+          <w:sz w:val="22"/>
           <w:szCs w:val="21"/>
         </w:rPr>
         <w:t xml:space="preserve">Each: </w:t>
@@ -1256,35 +1265,35 @@
           <w:rFonts w:ascii="Avenir Next" w:hAnsi="Avenir Next" w:cs="Avenir Next" w:eastAsia="Avenir Next"/>
           <w:b/>
           <w:color w:val="003A70"/>
+          <w:sz w:val="22"/>
+          <w:szCs w:val="18"/>
+        </w:rPr>
+        <w:t xml:space="preserve">Step 3</w:t>
+      </w:r>
+      <w:r>
+        <w:rPr>
+          <w:rFonts w:ascii="Avenir Next" w:hAnsi="Avenir Next" w:cs="Avenir Next" w:eastAsia="Avenir Next"/>
+          <w:color w:val="1A1A1A"/>
           <w:sz w:val="18"/>
           <w:szCs w:val="18"/>
         </w:rPr>
-        <w:t xml:space="preserve">Step 3</w:t>
-      </w:r>
-      <w:r>
-        <w:rPr>
-          <w:rFonts w:ascii="Avenir Next" w:hAnsi="Avenir Next" w:cs="Avenir Next" w:eastAsia="Avenir Next"/>
-          <w:color w:val="1A1A1A"/>
-          <w:sz w:val="18"/>
-          <w:szCs w:val="18"/>
-        </w:rPr>
         <w:tab/>
       </w:r>
       <w:r>
         <w:rPr>
           <w:rFonts w:ascii="Avenir Next" w:hAnsi="Avenir Next" w:cs="Avenir Next" w:eastAsia="Avenir Next"/>
           <w:color w:val="1A1A1A"/>
+          <w:sz w:val="22"/>
+          <w:szCs w:val="21"/>
+        </w:rPr>
+        <w:t xml:space="preserve">Expression: </w:t>
+      </w:r>
+      <w:r>
+        <w:rPr>
+          <w:rFonts w:ascii="Avenir Next" w:hAnsi="Avenir Next" w:cs="Avenir Next" w:eastAsia="Avenir Next"/>
+          <w:color w:val="1A1A1A"/>
           <w:sz w:val="21"/>
           <w:szCs w:val="21"/>
-        </w:rPr>
-        <w:t xml:space="preserve">Expression: </w:t>
-      </w:r>
-      <w:r>
-        <w:rPr>
-          <w:rFonts w:ascii="Avenir Next" w:hAnsi="Avenir Next" w:cs="Avenir Next" w:eastAsia="Avenir Next"/>
-          <w:color w:val="1A1A1A"/>
-          <w:sz w:val="21"/>
-          <w:szCs w:val="21"/>
           <w:u w:val="single"/>
         </w:rPr>
         <w:t xml:space="preserve">                </w:t>
@@ -1297,6 +1306,7 @@
     </w:p>
     <w:p>
       <w:pPr>
+        <w:pStyle w:val="Heading2"/>
         <w:keepNext/>
         <w:pBdr>
           <w:bottom w:val="single" w:sz="8" w:space="3" w:color="003A70"/>
@@ -1312,7 +1322,7 @@
           <w:b/>
           <w:color w:val="003A70"/>
           <w:spacing w:val="14"/>
-          <w:sz w:val="19"/>
+          <w:sz w:val="22"/>
           <w:szCs w:val="19"/>
         </w:rPr>
         <w:t xml:space="preserve">YOUR TURN</w:t>
@@ -1331,7 +1341,7 @@
           <w:rFonts w:ascii="Avenir Next" w:hAnsi="Avenir Next" w:cs="Avenir Next" w:eastAsia="Avenir Next"/>
           <w:i/>
           <w:color w:val="5A5F66"/>
-          <w:sz w:val="17"/>
+          <w:sz w:val="22"/>
           <w:szCs w:val="17"/>
         </w:rPr>
         <w:t xml:space="preserve">use the steps on your own</w:t>
@@ -1757,7 +1767,7 @@
       <w:pPr>
         <w:pageBreakBefore/>
         <w:keepNext/>
-        <w:spacing w:before="0" w:after="12" w:line="264" w:lineRule="auto"/>
+        <w:spacing w:before="0" w:after="10" w:line="252" w:lineRule="auto"/>
       </w:pPr>
       <w:r>
         <w:rPr>
@@ -1766,7 +1776,7 @@
           <w:caps/>
           <w:color w:val="003A70"/>
           <w:spacing w:val="12"/>
-          <w:sz w:val="19"/>
+          <w:sz w:val="22"/>
           <w:szCs w:val="19"/>
         </w:rPr>
         <w:t xml:space="preserve">Lesson 8-1  ·  Session 2  ·  Prerequisite Practice B  ·  Skill 2 of 2</w:t>
@@ -1774,8 +1784,9 @@
     </w:p>
     <w:p>
       <w:pPr>
+        <w:pStyle w:val="Heading1"/>
         <w:keepNext/>
-        <w:spacing w:before="0" w:after="10" w:line="240" w:lineRule="auto"/>
+        <w:spacing w:before="0" w:after="8" w:line="240" w:lineRule="auto"/>
       </w:pPr>
       <w:r>
         <w:rPr>
@@ -1793,13 +1804,13 @@
         <w:pBdr>
           <w:bottom w:val="single" w:sz="4" w:space="5" w:color="C9CDD2"/>
         </w:pBdr>
-        <w:spacing w:before="0" w:after="60" w:line="264" w:lineRule="auto"/>
+        <w:spacing w:before="0" w:after="51" w:line="252" w:lineRule="auto"/>
       </w:pPr>
       <w:r>
         <w:rPr>
           <w:rFonts w:ascii="Avenir Next" w:hAnsi="Avenir Next" w:cs="Avenir Next" w:eastAsia="Avenir Next"/>
           <w:color w:val="5A5F66"/>
-          <w:sz w:val="17"/>
+          <w:sz w:val="22"/>
           <w:szCs w:val="17"/>
         </w:rPr>
         <w:t xml:space="preserve">Builds on Lesson 8-1 Session 1 · 6.EE.B.5</w:t>
@@ -1842,7 +1853,8 @@
           </w:tcPr>
           <w:p>
             <w:pPr>
-              <w:spacing w:before="0" w:after="0" w:line="252" w:lineRule="auto"/>
+              <w:pStyle w:val="Heading2"/>
+              <w:spacing w:before="0" w:after="0" w:line="246" w:lineRule="auto"/>
             </w:pPr>
             <w:r>
               <w:rPr>
@@ -1865,13 +1877,13 @@
           </w:tcPr>
           <w:p>
             <w:pPr>
-              <w:spacing w:before="0" w:after="0" w:line="264" w:lineRule="auto"/>
+              <w:spacing w:before="0" w:after="0" w:line="252" w:lineRule="auto"/>
             </w:pPr>
             <w:r>
               <w:rPr>
                 <w:rFonts w:ascii="Avenir Next" w:hAnsi="Avenir Next" w:cs="Avenir Next" w:eastAsia="Avenir Next"/>
                 <w:color w:val="1A1A1A"/>
-                <w:sz w:val="20"/>
+                <w:sz w:val="22"/>
                 <w:szCs w:val="20"/>
               </w:rPr>
               <w:t xml:space="preserve">You will test </w:t>
@@ -1881,7 +1893,7 @@
                 <w:rFonts w:ascii="Avenir Next" w:hAnsi="Avenir Next" w:cs="Avenir Next" w:eastAsia="Avenir Next"/>
                 <w:i/>
                 <w:color w:val="1A1A1A"/>
-                <w:sz w:val="20"/>
+                <w:sz w:val="22"/>
                 <w:szCs w:val="20"/>
               </w:rPr>
               <w:t xml:space="preserve">b</w:t>
@@ -1890,7 +1902,7 @@
               <w:rPr>
                 <w:rFonts w:ascii="Avenir Next" w:hAnsi="Avenir Next" w:cs="Avenir Next" w:eastAsia="Avenir Next"/>
                 <w:color w:val="1A1A1A"/>
-                <w:sz w:val="20"/>
+                <w:sz w:val="22"/>
                 <w:szCs w:val="20"/>
               </w:rPr>
               <w:t xml:space="preserve"> = 4 in 45</w:t>
@@ -1900,7 +1912,7 @@
                 <w:rFonts w:ascii="Avenir Next" w:hAnsi="Avenir Next" w:cs="Avenir Next" w:eastAsia="Avenir Next"/>
                 <w:i/>
                 <w:color w:val="1A1A1A"/>
-                <w:sz w:val="20"/>
+                <w:sz w:val="22"/>
                 <w:szCs w:val="20"/>
               </w:rPr>
               <w:t xml:space="preserve">b</w:t>
@@ -1909,7 +1921,7 @@
               <w:rPr>
                 <w:rFonts w:ascii="Avenir Next" w:hAnsi="Avenir Next" w:cs="Avenir Next" w:eastAsia="Avenir Next"/>
                 <w:color w:val="1A1A1A"/>
-                <w:sz w:val="20"/>
+                <w:sz w:val="22"/>
                 <w:szCs w:val="20"/>
               </w:rPr>
               <w:t xml:space="preserve"> = 180. Is it the solution?</w:t>
@@ -1929,7 +1941,8 @@
           </w:tcPr>
           <w:p>
             <w:pPr>
-              <w:spacing w:before="0" w:after="0" w:line="252" w:lineRule="auto"/>
+              <w:pStyle w:val="Heading2"/>
+              <w:spacing w:before="0" w:after="0" w:line="246" w:lineRule="auto"/>
             </w:pPr>
             <w:r>
               <w:rPr>
@@ -1952,13 +1965,13 @@
           </w:tcPr>
           <w:p>
             <w:pPr>
-              <w:spacing w:before="0" w:after="0" w:line="264" w:lineRule="auto"/>
+              <w:spacing w:before="0" w:after="0" w:line="252" w:lineRule="auto"/>
             </w:pPr>
             <w:r>
               <w:rPr>
                 <w:rFonts w:ascii="Avenir Next" w:hAnsi="Avenir Next" w:cs="Avenir Next" w:eastAsia="Avenir Next"/>
                 <w:color w:val="1A1A1A"/>
-                <w:sz w:val="20"/>
+                <w:sz w:val="22"/>
                 <w:szCs w:val="20"/>
               </w:rPr>
               <w:t xml:space="preserve">Put a value into an equation and check it, like 45</w:t>
@@ -1968,7 +1981,7 @@
                 <w:rFonts w:ascii="Avenir Next" w:hAnsi="Avenir Next" w:cs="Avenir Next" w:eastAsia="Avenir Next"/>
                 <w:i/>
                 <w:color w:val="1A1A1A"/>
-                <w:sz w:val="20"/>
+                <w:sz w:val="22"/>
                 <w:szCs w:val="20"/>
               </w:rPr>
               <w:t xml:space="preserve">b</w:t>
@@ -1977,7 +1990,7 @@
               <w:rPr>
                 <w:rFonts w:ascii="Avenir Next" w:hAnsi="Avenir Next" w:cs="Avenir Next" w:eastAsia="Avenir Next"/>
                 <w:color w:val="1A1A1A"/>
-                <w:sz w:val="20"/>
+                <w:sz w:val="22"/>
                 <w:szCs w:val="20"/>
               </w:rPr>
               <w:t xml:space="preserve"> = 180 when </w:t>
@@ -1987,7 +2000,7 @@
                 <w:rFonts w:ascii="Avenir Next" w:hAnsi="Avenir Next" w:cs="Avenir Next" w:eastAsia="Avenir Next"/>
                 <w:i/>
                 <w:color w:val="1A1A1A"/>
-                <w:sz w:val="20"/>
+                <w:sz w:val="22"/>
                 <w:szCs w:val="20"/>
               </w:rPr>
               <w:t xml:space="preserve">b</w:t>
@@ -1996,7 +2009,7 @@
               <w:rPr>
                 <w:rFonts w:ascii="Avenir Next" w:hAnsi="Avenir Next" w:cs="Avenir Next" w:eastAsia="Avenir Next"/>
                 <w:color w:val="1A1A1A"/>
-                <w:sz w:val="20"/>
+                <w:sz w:val="22"/>
                 <w:szCs w:val="20"/>
               </w:rPr>
               <w:t xml:space="preserve"> = 4.  </w:t>
@@ -2006,7 +2019,7 @@
                 <w:rFonts w:ascii="Avenir Next" w:hAnsi="Avenir Next" w:cs="Avenir Next" w:eastAsia="Avenir Next"/>
                 <w:b/>
                 <w:color w:val="1A1A1A"/>
-                <w:sz w:val="20"/>
+                <w:sz w:val="22"/>
                 <w:szCs w:val="20"/>
               </w:rPr>
               <w:t xml:space="preserve">You will use it in Practice Form A, problems 2 and 7.</w:t>
@@ -2017,6 +2030,7 @@
     </w:tbl>
     <w:p>
       <w:pPr>
+        <w:pStyle w:val="Heading2"/>
         <w:keepNext/>
         <w:pBdr>
           <w:bottom w:val="single" w:sz="8" w:space="3" w:color="003A70"/>
@@ -2024,7 +2038,7 @@
         <w:tabs>
           <w:tab w:val="right" w:pos="9504"/>
         </w:tabs>
-        <w:spacing w:before="50" w:after="36" w:line="240" w:lineRule="auto"/>
+        <w:spacing w:before="42" w:after="31" w:line="240" w:lineRule="auto"/>
       </w:pPr>
       <w:r>
         <w:rPr>
@@ -2032,7 +2046,7 @@
           <w:b/>
           <w:color w:val="003A70"/>
           <w:spacing w:val="14"/>
-          <w:sz w:val="19"/>
+          <w:sz w:val="22"/>
           <w:szCs w:val="19"/>
         </w:rPr>
         <w:t xml:space="preserve">STEPS TO FOLLOW</w:t>
@@ -2051,7 +2065,7 @@
           <w:rFonts w:ascii="Avenir Next" w:hAnsi="Avenir Next" w:cs="Avenir Next" w:eastAsia="Avenir Next"/>
           <w:i/>
           <w:color w:val="5A5F66"/>
-          <w:sz w:val="17"/>
+          <w:sz w:val="22"/>
           <w:szCs w:val="17"/>
         </w:rPr>
         <w:t xml:space="preserve">use these same steps on every problem</w:t>
@@ -2093,6 +2107,7 @@
           </w:tcPr>
           <w:p>
             <w:pPr>
+              <w:pStyle w:val="Heading1"/>
               <w:spacing w:before="0" w:after="0" w:line="240" w:lineRule="auto"/>
               <w:jc w:val="center"/>
             </w:pPr>
@@ -2115,14 +2130,14 @@
           </w:tcPr>
           <w:p>
             <w:pPr>
-              <w:spacing w:before="0" w:after="0" w:line="264" w:lineRule="auto"/>
+              <w:spacing w:before="0" w:after="0" w:line="252" w:lineRule="auto"/>
             </w:pPr>
             <w:r>
               <w:rPr>
                 <w:rFonts w:ascii="Avenir Next" w:hAnsi="Avenir Next" w:cs="Avenir Next" w:eastAsia="Avenir Next"/>
                 <w:b/>
                 <w:color w:val="1A1A1A"/>
-                <w:sz w:val="21"/>
+                <w:sz w:val="22"/>
                 <w:szCs w:val="21"/>
               </w:rPr>
               <w:t xml:space="preserve">Replace</w:t>
@@ -2131,7 +2146,7 @@
               <w:rPr>
                 <w:rFonts w:ascii="Avenir Next" w:hAnsi="Avenir Next" w:cs="Avenir Next" w:eastAsia="Avenir Next"/>
                 <w:color w:val="1A1A1A"/>
-                <w:sz w:val="21"/>
+                <w:sz w:val="22"/>
                 <w:szCs w:val="21"/>
               </w:rPr>
               <w:t xml:space="preserve"> the letter with the value.</w:t>
@@ -2150,6 +2165,7 @@
           </w:tcPr>
           <w:p>
             <w:pPr>
+              <w:pStyle w:val="Heading1"/>
               <w:spacing w:before="0" w:after="0" w:line="240" w:lineRule="auto"/>
               <w:jc w:val="center"/>
             </w:pPr>
@@ -2172,14 +2188,14 @@
           </w:tcPr>
           <w:p>
             <w:pPr>
-              <w:spacing w:before="0" w:after="0" w:line="264" w:lineRule="auto"/>
+              <w:spacing w:before="0" w:after="0" w:line="252" w:lineRule="auto"/>
             </w:pPr>
             <w:r>
               <w:rPr>
                 <w:rFonts w:ascii="Avenir Next" w:hAnsi="Avenir Next" w:cs="Avenir Next" w:eastAsia="Avenir Next"/>
                 <w:b/>
                 <w:color w:val="1A1A1A"/>
-                <w:sz w:val="21"/>
+                <w:sz w:val="22"/>
                 <w:szCs w:val="21"/>
               </w:rPr>
               <w:t xml:space="preserve">Evaluate</w:t>
@@ -2188,7 +2204,7 @@
               <w:rPr>
                 <w:rFonts w:ascii="Avenir Next" w:hAnsi="Avenir Next" w:cs="Avenir Next" w:eastAsia="Avenir Next"/>
                 <w:color w:val="1A1A1A"/>
-                <w:sz w:val="21"/>
+                <w:sz w:val="22"/>
                 <w:szCs w:val="21"/>
               </w:rPr>
               <w:t xml:space="preserve"> the side with the letter.</w:t>
@@ -2207,6 +2223,7 @@
           </w:tcPr>
           <w:p>
             <w:pPr>
+              <w:pStyle w:val="Heading1"/>
               <w:spacing w:before="0" w:after="0" w:line="240" w:lineRule="auto"/>
               <w:jc w:val="center"/>
             </w:pPr>
@@ -2229,14 +2246,14 @@
           </w:tcPr>
           <w:p>
             <w:pPr>
-              <w:spacing w:before="0" w:after="0" w:line="264" w:lineRule="auto"/>
+              <w:spacing w:before="0" w:after="0" w:line="252" w:lineRule="auto"/>
             </w:pPr>
             <w:r>
               <w:rPr>
                 <w:rFonts w:ascii="Avenir Next" w:hAnsi="Avenir Next" w:cs="Avenir Next" w:eastAsia="Avenir Next"/>
                 <w:b/>
                 <w:color w:val="1A1A1A"/>
-                <w:sz w:val="21"/>
+                <w:sz w:val="22"/>
                 <w:szCs w:val="21"/>
               </w:rPr>
               <w:t xml:space="preserve">Compare</w:t>
@@ -2245,7 +2262,7 @@
               <w:rPr>
                 <w:rFonts w:ascii="Avenir Next" w:hAnsi="Avenir Next" w:cs="Avenir Next" w:eastAsia="Avenir Next"/>
                 <w:color w:val="1A1A1A"/>
-                <w:sz w:val="21"/>
+                <w:sz w:val="22"/>
                 <w:szCs w:val="21"/>
               </w:rPr>
               <w:t xml:space="preserve"> to the other side. Equal means it is the solution.</w:t>
@@ -2256,6 +2273,7 @@
     </w:tbl>
     <w:p>
       <w:pPr>
+        <w:pStyle w:val="Heading2"/>
         <w:keepNext/>
         <w:pBdr>
           <w:bottom w:val="single" w:sz="8" w:space="3" w:color="003A70"/>
@@ -2263,7 +2281,7 @@
         <w:tabs>
           <w:tab w:val="right" w:pos="9504"/>
         </w:tabs>
-        <w:spacing w:before="50" w:after="36" w:line="240" w:lineRule="auto"/>
+        <w:spacing w:before="42" w:after="31" w:line="240" w:lineRule="auto"/>
       </w:pPr>
       <w:r>
         <w:rPr>
@@ -2271,7 +2289,7 @@
           <w:b/>
           <w:color w:val="003A70"/>
           <w:spacing w:val="14"/>
-          <w:sz w:val="19"/>
+          <w:sz w:val="22"/>
           <w:szCs w:val="19"/>
         </w:rPr>
         <w:t xml:space="preserve">WATCH ME</w:t>
@@ -2290,7 +2308,7 @@
           <w:rFonts w:ascii="Avenir Next" w:hAnsi="Avenir Next" w:cs="Avenir Next" w:eastAsia="Avenir Next"/>
           <w:i/>
           <w:color w:val="5A5F66"/>
-          <w:sz w:val="17"/>
+          <w:sz w:val="22"/>
           <w:szCs w:val="17"/>
         </w:rPr>
         <w:t xml:space="preserve">the steps in action</w:t>
@@ -2298,14 +2316,14 @@
     </w:p>
     <w:p>
       <w:pPr>
-        <w:spacing w:before="0" w:after="40" w:line="264" w:lineRule="auto"/>
-      </w:pPr>
-      <w:r>
-        <w:rPr>
-          <w:rFonts w:ascii="Avenir Next" w:hAnsi="Avenir Next" w:cs="Avenir Next" w:eastAsia="Avenir Next"/>
-          <w:b/>
-          <w:color w:val="1A1A1A"/>
-          <w:sz w:val="21"/>
+        <w:spacing w:before="0" w:after="34" w:line="252" w:lineRule="auto"/>
+      </w:pPr>
+      <w:r>
+        <w:rPr>
+          <w:rFonts w:ascii="Avenir Next" w:hAnsi="Avenir Next" w:cs="Avenir Next" w:eastAsia="Avenir Next"/>
+          <w:b/>
+          <w:color w:val="1A1A1A"/>
+          <w:sz w:val="22"/>
           <w:szCs w:val="21"/>
         </w:rPr>
         <w:t xml:space="preserve">Is </w:t>
@@ -2316,7 +2334,7 @@
           <w:b/>
           <w:i/>
           <w:color w:val="1A1A1A"/>
-          <w:sz w:val="21"/>
+          <w:sz w:val="22"/>
           <w:szCs w:val="21"/>
         </w:rPr>
         <w:t xml:space="preserve">s</w:t>
@@ -2326,7 +2344,7 @@
           <w:rFonts w:ascii="Avenir Next" w:hAnsi="Avenir Next" w:cs="Avenir Next" w:eastAsia="Avenir Next"/>
           <w:b/>
           <w:color w:val="1A1A1A"/>
-          <w:sz w:val="21"/>
+          <w:sz w:val="22"/>
           <w:szCs w:val="21"/>
         </w:rPr>
         <w:t xml:space="preserve"> = 33 a solution of </w:t>
@@ -2337,7 +2355,7 @@
           <w:b/>
           <w:i/>
           <w:color w:val="1A1A1A"/>
-          <w:sz w:val="21"/>
+          <w:sz w:val="22"/>
           <w:szCs w:val="21"/>
         </w:rPr>
         <w:t xml:space="preserve">s</w:t>
@@ -2347,7 +2365,7 @@
           <w:rFonts w:ascii="Avenir Next" w:hAnsi="Avenir Next" w:cs="Avenir Next" w:eastAsia="Avenir Next"/>
           <w:b/>
           <w:color w:val="1A1A1A"/>
-          <w:sz w:val="21"/>
+          <w:sz w:val="22"/>
           <w:szCs w:val="21"/>
         </w:rPr>
         <w:t xml:space="preserve"> + 28 = 61?</w:t>
@@ -2358,7 +2376,7 @@
         <w:tabs>
           <w:tab w:val="left" w:pos="950"/>
         </w:tabs>
-        <w:spacing w:before="0" w:after="24" w:line="256" w:lineRule="auto"/>
+        <w:spacing w:before="0" w:after="20" w:line="248" w:lineRule="auto"/>
         <w:ind w:left="950" w:hanging="950"/>
       </w:pPr>
       <w:r>
@@ -2366,25 +2384,25 @@
           <w:rFonts w:ascii="Avenir Next" w:hAnsi="Avenir Next" w:cs="Avenir Next" w:eastAsia="Avenir Next"/>
           <w:b/>
           <w:color w:val="003A70"/>
+          <w:sz w:val="22"/>
+          <w:szCs w:val="19"/>
+        </w:rPr>
+        <w:t xml:space="preserve">Step 1</w:t>
+      </w:r>
+      <w:r>
+        <w:rPr>
+          <w:rFonts w:ascii="Avenir Next" w:hAnsi="Avenir Next" w:cs="Avenir Next" w:eastAsia="Avenir Next"/>
+          <w:color w:val="1A1A1A"/>
           <w:sz w:val="19"/>
           <w:szCs w:val="19"/>
         </w:rPr>
-        <w:t xml:space="preserve">Step 1</w:t>
-      </w:r>
-      <w:r>
-        <w:rPr>
-          <w:rFonts w:ascii="Avenir Next" w:hAnsi="Avenir Next" w:cs="Avenir Next" w:eastAsia="Avenir Next"/>
-          <w:color w:val="1A1A1A"/>
-          <w:sz w:val="19"/>
-          <w:szCs w:val="19"/>
-        </w:rPr>
         <w:tab/>
       </w:r>
       <w:r>
         <w:rPr>
           <w:rFonts w:ascii="Avenir Next" w:hAnsi="Avenir Next" w:cs="Avenir Next" w:eastAsia="Avenir Next"/>
           <w:color w:val="1A1A1A"/>
-          <w:sz w:val="21"/>
+          <w:sz w:val="22"/>
           <w:szCs w:val="21"/>
         </w:rPr>
         <w:t xml:space="preserve">33 + 28.</w:t>
@@ -2395,7 +2413,7 @@
         <w:tabs>
           <w:tab w:val="left" w:pos="950"/>
         </w:tabs>
-        <w:spacing w:before="0" w:after="24" w:line="256" w:lineRule="auto"/>
+        <w:spacing w:before="0" w:after="20" w:line="248" w:lineRule="auto"/>
         <w:ind w:left="950" w:hanging="950"/>
       </w:pPr>
       <w:r>
@@ -2403,25 +2421,25 @@
           <w:rFonts w:ascii="Avenir Next" w:hAnsi="Avenir Next" w:cs="Avenir Next" w:eastAsia="Avenir Next"/>
           <w:b/>
           <w:color w:val="003A70"/>
+          <w:sz w:val="22"/>
+          <w:szCs w:val="19"/>
+        </w:rPr>
+        <w:t xml:space="preserve">Step 2</w:t>
+      </w:r>
+      <w:r>
+        <w:rPr>
+          <w:rFonts w:ascii="Avenir Next" w:hAnsi="Avenir Next" w:cs="Avenir Next" w:eastAsia="Avenir Next"/>
+          <w:color w:val="1A1A1A"/>
           <w:sz w:val="19"/>
           <w:szCs w:val="19"/>
         </w:rPr>
-        <w:t xml:space="preserve">Step 2</w:t>
-      </w:r>
-      <w:r>
-        <w:rPr>
-          <w:rFonts w:ascii="Avenir Next" w:hAnsi="Avenir Next" w:cs="Avenir Next" w:eastAsia="Avenir Next"/>
-          <w:color w:val="1A1A1A"/>
-          <w:sz w:val="19"/>
-          <w:szCs w:val="19"/>
-        </w:rPr>
         <w:tab/>
       </w:r>
       <w:r>
         <w:rPr>
           <w:rFonts w:ascii="Avenir Next" w:hAnsi="Avenir Next" w:cs="Avenir Next" w:eastAsia="Avenir Next"/>
           <w:color w:val="1A1A1A"/>
-          <w:sz w:val="21"/>
+          <w:sz w:val="22"/>
           <w:szCs w:val="21"/>
         </w:rPr>
         <w:t xml:space="preserve">33 + 28 = 61.</w:t>
@@ -2432,7 +2450,7 @@
         <w:tabs>
           <w:tab w:val="left" w:pos="950"/>
         </w:tabs>
-        <w:spacing w:before="0" w:after="24" w:line="256" w:lineRule="auto"/>
+        <w:spacing w:before="0" w:after="20" w:line="248" w:lineRule="auto"/>
         <w:ind w:left="950" w:hanging="950"/>
       </w:pPr>
       <w:r>
@@ -2440,25 +2458,25 @@
           <w:rFonts w:ascii="Avenir Next" w:hAnsi="Avenir Next" w:cs="Avenir Next" w:eastAsia="Avenir Next"/>
           <w:b/>
           <w:color w:val="003A70"/>
+          <w:sz w:val="22"/>
+          <w:szCs w:val="19"/>
+        </w:rPr>
+        <w:t xml:space="preserve">Step 3</w:t>
+      </w:r>
+      <w:r>
+        <w:rPr>
+          <w:rFonts w:ascii="Avenir Next" w:hAnsi="Avenir Next" w:cs="Avenir Next" w:eastAsia="Avenir Next"/>
+          <w:color w:val="1A1A1A"/>
           <w:sz w:val="19"/>
           <w:szCs w:val="19"/>
         </w:rPr>
-        <w:t xml:space="preserve">Step 3</w:t>
-      </w:r>
-      <w:r>
-        <w:rPr>
-          <w:rFonts w:ascii="Avenir Next" w:hAnsi="Avenir Next" w:cs="Avenir Next" w:eastAsia="Avenir Next"/>
-          <w:color w:val="1A1A1A"/>
-          <w:sz w:val="19"/>
-          <w:szCs w:val="19"/>
-        </w:rPr>
         <w:tab/>
       </w:r>
       <w:r>
         <w:rPr>
           <w:rFonts w:ascii="Avenir Next" w:hAnsi="Avenir Next" w:cs="Avenir Next" w:eastAsia="Avenir Next"/>
           <w:color w:val="1A1A1A"/>
-          <w:sz w:val="21"/>
+          <w:sz w:val="22"/>
           <w:szCs w:val="21"/>
         </w:rPr>
         <w:t xml:space="preserve">61 = 61. Yes, it is the solution.</w:t>
@@ -2469,7 +2487,7 @@
         <w:tabs>
           <w:tab w:val="left" w:pos="950"/>
         </w:tabs>
-        <w:spacing w:before="20" w:after="0" w:line="256" w:lineRule="auto"/>
+        <w:spacing w:before="17" w:after="0" w:line="248" w:lineRule="auto"/>
         <w:ind w:left="950" w:hanging="950"/>
       </w:pPr>
       <w:r>
@@ -2477,18 +2495,18 @@
           <w:rFonts w:ascii="Avenir Next" w:hAnsi="Avenir Next" w:cs="Avenir Next" w:eastAsia="Avenir Next"/>
           <w:b/>
           <w:color w:val="1A1A1A"/>
+          <w:sz w:val="22"/>
+          <w:szCs w:val="21"/>
+        </w:rPr>
+        <w:t xml:space="preserve">Answer</w:t>
+      </w:r>
+      <w:r>
+        <w:rPr>
+          <w:rFonts w:ascii="Avenir Next" w:hAnsi="Avenir Next" w:cs="Avenir Next" w:eastAsia="Avenir Next"/>
+          <w:color w:val="1A1A1A"/>
           <w:sz w:val="21"/>
           <w:szCs w:val="21"/>
         </w:rPr>
-        <w:t xml:space="preserve">Answer</w:t>
-      </w:r>
-      <w:r>
-        <w:rPr>
-          <w:rFonts w:ascii="Avenir Next" w:hAnsi="Avenir Next" w:cs="Avenir Next" w:eastAsia="Avenir Next"/>
-          <w:color w:val="1A1A1A"/>
-          <w:sz w:val="21"/>
-          <w:szCs w:val="21"/>
-        </w:rPr>
         <w:tab/>
       </w:r>
       <w:r>
@@ -2496,7 +2514,7 @@
           <w:rFonts w:ascii="Avenir Next" w:hAnsi="Avenir Next" w:cs="Avenir Next" w:eastAsia="Avenir Next"/>
           <w:b/>
           <w:color w:val="1A1A1A"/>
-          <w:sz w:val="21"/>
+          <w:sz w:val="22"/>
           <w:szCs w:val="21"/>
         </w:rPr>
         <w:t xml:space="preserve">Yes</w:t>
@@ -2504,6 +2522,7 @@
     </w:p>
     <w:p>
       <w:pPr>
+        <w:pStyle w:val="Heading2"/>
         <w:keepNext/>
         <w:pBdr>
           <w:bottom w:val="single" w:sz="8" w:space="3" w:color="003A70"/>
@@ -2511,7 +2530,7 @@
         <w:tabs>
           <w:tab w:val="right" w:pos="9504"/>
         </w:tabs>
-        <w:spacing w:before="50" w:after="36" w:line="240" w:lineRule="auto"/>
+        <w:spacing w:before="42" w:after="31" w:line="240" w:lineRule="auto"/>
       </w:pPr>
       <w:r>
         <w:rPr>
@@ -2519,7 +2538,7 @@
           <w:b/>
           <w:color w:val="003A70"/>
           <w:spacing w:val="14"/>
-          <w:sz w:val="19"/>
+          <w:sz w:val="22"/>
           <w:szCs w:val="19"/>
         </w:rPr>
         <w:t xml:space="preserve">TRY IT WITH HELP</w:t>
@@ -2538,7 +2557,7 @@
           <w:rFonts w:ascii="Avenir Next" w:hAnsi="Avenir Next" w:cs="Avenir Next" w:eastAsia="Avenir Next"/>
           <w:i/>
           <w:color w:val="5A5F66"/>
-          <w:sz w:val="17"/>
+          <w:sz w:val="22"/>
           <w:szCs w:val="17"/>
         </w:rPr>
         <w:t xml:space="preserve">fill in each step</w:t>
@@ -2550,7 +2569,7 @@
         <w:tabs>
           <w:tab w:val="left" w:pos="432"/>
         </w:tabs>
-        <w:spacing w:before="90" w:after="40" w:line="268" w:lineRule="auto"/>
+        <w:spacing w:before="76" w:after="34" w:line="254" w:lineRule="auto"/>
         <w:ind w:left="432" w:hanging="432"/>
       </w:pPr>
       <w:r>
@@ -2626,7 +2645,7 @@
         <w:tabs>
           <w:tab w:val="left" w:pos="1300"/>
         </w:tabs>
-        <w:spacing w:before="0" w:after="24" w:line="272" w:lineRule="auto"/>
+        <w:spacing w:before="0" w:after="20" w:line="256" w:lineRule="auto"/>
         <w:ind w:left="1300" w:hanging="868"/>
       </w:pPr>
       <w:r>
@@ -2634,25 +2653,25 @@
           <w:rFonts w:ascii="Avenir Next" w:hAnsi="Avenir Next" w:cs="Avenir Next" w:eastAsia="Avenir Next"/>
           <w:b/>
           <w:color w:val="003A70"/>
+          <w:sz w:val="22"/>
+          <w:szCs w:val="18"/>
+        </w:rPr>
+        <w:t xml:space="preserve">Step 1</w:t>
+      </w:r>
+      <w:r>
+        <w:rPr>
+          <w:rFonts w:ascii="Avenir Next" w:hAnsi="Avenir Next" w:cs="Avenir Next" w:eastAsia="Avenir Next"/>
+          <w:color w:val="1A1A1A"/>
           <w:sz w:val="18"/>
           <w:szCs w:val="18"/>
         </w:rPr>
-        <w:t xml:space="preserve">Step 1</w:t>
-      </w:r>
-      <w:r>
-        <w:rPr>
-          <w:rFonts w:ascii="Avenir Next" w:hAnsi="Avenir Next" w:cs="Avenir Next" w:eastAsia="Avenir Next"/>
-          <w:color w:val="1A1A1A"/>
-          <w:sz w:val="18"/>
-          <w:szCs w:val="18"/>
-        </w:rPr>
         <w:tab/>
       </w:r>
       <w:r>
         <w:rPr>
           <w:rFonts w:ascii="Avenir Next" w:hAnsi="Avenir Next" w:cs="Avenir Next" w:eastAsia="Avenir Next"/>
           <w:color w:val="1A1A1A"/>
-          <w:sz w:val="21"/>
+          <w:sz w:val="22"/>
           <w:szCs w:val="21"/>
         </w:rPr>
         <w:t xml:space="preserve">45 × </w:t>
@@ -2674,7 +2693,7 @@
         <w:tabs>
           <w:tab w:val="left" w:pos="1300"/>
         </w:tabs>
-        <w:spacing w:before="0" w:after="24" w:line="272" w:lineRule="auto"/>
+        <w:spacing w:before="0" w:after="20" w:line="256" w:lineRule="auto"/>
         <w:ind w:left="1300" w:hanging="868"/>
       </w:pPr>
       <w:r>
@@ -2682,25 +2701,25 @@
           <w:rFonts w:ascii="Avenir Next" w:hAnsi="Avenir Next" w:cs="Avenir Next" w:eastAsia="Avenir Next"/>
           <w:b/>
           <w:color w:val="003A70"/>
+          <w:sz w:val="22"/>
+          <w:szCs w:val="18"/>
+        </w:rPr>
+        <w:t xml:space="preserve">Step 2</w:t>
+      </w:r>
+      <w:r>
+        <w:rPr>
+          <w:rFonts w:ascii="Avenir Next" w:hAnsi="Avenir Next" w:cs="Avenir Next" w:eastAsia="Avenir Next"/>
+          <w:color w:val="1A1A1A"/>
           <w:sz w:val="18"/>
           <w:szCs w:val="18"/>
         </w:rPr>
-        <w:t xml:space="preserve">Step 2</w:t>
-      </w:r>
-      <w:r>
-        <w:rPr>
-          <w:rFonts w:ascii="Avenir Next" w:hAnsi="Avenir Next" w:cs="Avenir Next" w:eastAsia="Avenir Next"/>
-          <w:color w:val="1A1A1A"/>
-          <w:sz w:val="18"/>
-          <w:szCs w:val="18"/>
-        </w:rPr>
         <w:tab/>
       </w:r>
       <w:r>
         <w:rPr>
           <w:rFonts w:ascii="Avenir Next" w:hAnsi="Avenir Next" w:cs="Avenir Next" w:eastAsia="Avenir Next"/>
           <w:color w:val="1A1A1A"/>
-          <w:sz w:val="21"/>
+          <w:sz w:val="22"/>
           <w:szCs w:val="21"/>
         </w:rPr>
         <w:t xml:space="preserve">45 × 4 = </w:t>
@@ -2722,7 +2741,7 @@
         <w:tabs>
           <w:tab w:val="left" w:pos="1300"/>
         </w:tabs>
-        <w:spacing w:before="0" w:after="24" w:line="272" w:lineRule="auto"/>
+        <w:spacing w:before="0" w:after="20" w:line="256" w:lineRule="auto"/>
         <w:ind w:left="1300" w:hanging="868"/>
       </w:pPr>
       <w:r>
@@ -2730,25 +2749,25 @@
           <w:rFonts w:ascii="Avenir Next" w:hAnsi="Avenir Next" w:cs="Avenir Next" w:eastAsia="Avenir Next"/>
           <w:b/>
           <w:color w:val="003A70"/>
+          <w:sz w:val="22"/>
+          <w:szCs w:val="18"/>
+        </w:rPr>
+        <w:t xml:space="preserve">Step 3</w:t>
+      </w:r>
+      <w:r>
+        <w:rPr>
+          <w:rFonts w:ascii="Avenir Next" w:hAnsi="Avenir Next" w:cs="Avenir Next" w:eastAsia="Avenir Next"/>
+          <w:color w:val="1A1A1A"/>
           <w:sz w:val="18"/>
           <w:szCs w:val="18"/>
         </w:rPr>
-        <w:t xml:space="preserve">Step 3</w:t>
-      </w:r>
-      <w:r>
-        <w:rPr>
-          <w:rFonts w:ascii="Avenir Next" w:hAnsi="Avenir Next" w:cs="Avenir Next" w:eastAsia="Avenir Next"/>
-          <w:color w:val="1A1A1A"/>
-          <w:sz w:val="18"/>
-          <w:szCs w:val="18"/>
-        </w:rPr>
         <w:tab/>
       </w:r>
       <w:r>
         <w:rPr>
           <w:rFonts w:ascii="Avenir Next" w:hAnsi="Avenir Next" w:cs="Avenir Next" w:eastAsia="Avenir Next"/>
           <w:color w:val="1A1A1A"/>
-          <w:sz w:val="21"/>
+          <w:sz w:val="22"/>
           <w:szCs w:val="21"/>
         </w:rPr>
         <w:t xml:space="preserve">Is 180 equal to 180? </w:t>
@@ -2775,7 +2794,7 @@
         <w:tabs>
           <w:tab w:val="left" w:pos="432"/>
         </w:tabs>
-        <w:spacing w:before="90" w:after="40" w:line="268" w:lineRule="auto"/>
+        <w:spacing w:before="76" w:after="34" w:line="254" w:lineRule="auto"/>
         <w:ind w:left="432" w:hanging="432"/>
       </w:pPr>
       <w:r>
@@ -2851,7 +2870,7 @@
         <w:tabs>
           <w:tab w:val="left" w:pos="1300"/>
         </w:tabs>
-        <w:spacing w:before="0" w:after="24" w:line="272" w:lineRule="auto"/>
+        <w:spacing w:before="0" w:after="20" w:line="256" w:lineRule="auto"/>
         <w:ind w:left="1300" w:hanging="868"/>
       </w:pPr>
       <w:r>
@@ -2859,18 +2878,18 @@
           <w:rFonts w:ascii="Avenir Next" w:hAnsi="Avenir Next" w:cs="Avenir Next" w:eastAsia="Avenir Next"/>
           <w:b/>
           <w:color w:val="003A70"/>
+          <w:sz w:val="22"/>
+          <w:szCs w:val="18"/>
+        </w:rPr>
+        <w:t xml:space="preserve">Step 1</w:t>
+      </w:r>
+      <w:r>
+        <w:rPr>
+          <w:rFonts w:ascii="Avenir Next" w:hAnsi="Avenir Next" w:cs="Avenir Next" w:eastAsia="Avenir Next"/>
+          <w:color w:val="1A1A1A"/>
           <w:sz w:val="18"/>
           <w:szCs w:val="18"/>
         </w:rPr>
-        <w:t xml:space="preserve">Step 1</w:t>
-      </w:r>
-      <w:r>
-        <w:rPr>
-          <w:rFonts w:ascii="Avenir Next" w:hAnsi="Avenir Next" w:cs="Avenir Next" w:eastAsia="Avenir Next"/>
-          <w:color w:val="1A1A1A"/>
-          <w:sz w:val="18"/>
-          <w:szCs w:val="18"/>
-        </w:rPr>
         <w:tab/>
       </w:r>
       <w:r>
@@ -2887,7 +2906,7 @@
         <w:rPr>
           <w:rFonts w:ascii="Avenir Next" w:hAnsi="Avenir Next" w:cs="Avenir Next" w:eastAsia="Avenir Next"/>
           <w:color w:val="1A1A1A"/>
-          <w:sz w:val="21"/>
+          <w:sz w:val="22"/>
           <w:szCs w:val="21"/>
         </w:rPr>
         <w:t xml:space="preserve"> − 15</w:t>
@@ -2899,7 +2918,7 @@
         <w:tabs>
           <w:tab w:val="left" w:pos="1300"/>
         </w:tabs>
-        <w:spacing w:before="0" w:after="24" w:line="272" w:lineRule="auto"/>
+        <w:spacing w:before="0" w:after="20" w:line="256" w:lineRule="auto"/>
         <w:ind w:left="1300" w:hanging="868"/>
       </w:pPr>
       <w:r>
@@ -2907,25 +2926,25 @@
           <w:rFonts w:ascii="Avenir Next" w:hAnsi="Avenir Next" w:cs="Avenir Next" w:eastAsia="Avenir Next"/>
           <w:b/>
           <w:color w:val="003A70"/>
+          <w:sz w:val="22"/>
+          <w:szCs w:val="18"/>
+        </w:rPr>
+        <w:t xml:space="preserve">Step 2</w:t>
+      </w:r>
+      <w:r>
+        <w:rPr>
+          <w:rFonts w:ascii="Avenir Next" w:hAnsi="Avenir Next" w:cs="Avenir Next" w:eastAsia="Avenir Next"/>
+          <w:color w:val="1A1A1A"/>
           <w:sz w:val="18"/>
           <w:szCs w:val="18"/>
         </w:rPr>
-        <w:t xml:space="preserve">Step 2</w:t>
-      </w:r>
-      <w:r>
-        <w:rPr>
-          <w:rFonts w:ascii="Avenir Next" w:hAnsi="Avenir Next" w:cs="Avenir Next" w:eastAsia="Avenir Next"/>
-          <w:color w:val="1A1A1A"/>
-          <w:sz w:val="18"/>
-          <w:szCs w:val="18"/>
-        </w:rPr>
         <w:tab/>
       </w:r>
       <w:r>
         <w:rPr>
           <w:rFonts w:ascii="Avenir Next" w:hAnsi="Avenir Next" w:cs="Avenir Next" w:eastAsia="Avenir Next"/>
           <w:color w:val="1A1A1A"/>
-          <w:sz w:val="21"/>
+          <w:sz w:val="22"/>
           <w:szCs w:val="21"/>
         </w:rPr>
         <w:t xml:space="preserve">50 − 15 = </w:t>
@@ -2947,7 +2966,7 @@
         <w:tabs>
           <w:tab w:val="left" w:pos="1300"/>
         </w:tabs>
-        <w:spacing w:before="0" w:after="24" w:line="272" w:lineRule="auto"/>
+        <w:spacing w:before="0" w:after="20" w:line="256" w:lineRule="auto"/>
         <w:ind w:left="1300" w:hanging="868"/>
       </w:pPr>
       <w:r>
@@ -2955,35 +2974,35 @@
           <w:rFonts w:ascii="Avenir Next" w:hAnsi="Avenir Next" w:cs="Avenir Next" w:eastAsia="Avenir Next"/>
           <w:b/>
           <w:color w:val="003A70"/>
+          <w:sz w:val="22"/>
+          <w:szCs w:val="18"/>
+        </w:rPr>
+        <w:t xml:space="preserve">Step 3</w:t>
+      </w:r>
+      <w:r>
+        <w:rPr>
+          <w:rFonts w:ascii="Avenir Next" w:hAnsi="Avenir Next" w:cs="Avenir Next" w:eastAsia="Avenir Next"/>
+          <w:color w:val="1A1A1A"/>
           <w:sz w:val="18"/>
           <w:szCs w:val="18"/>
         </w:rPr>
-        <w:t xml:space="preserve">Step 3</w:t>
-      </w:r>
-      <w:r>
-        <w:rPr>
-          <w:rFonts w:ascii="Avenir Next" w:hAnsi="Avenir Next" w:cs="Avenir Next" w:eastAsia="Avenir Next"/>
-          <w:color w:val="1A1A1A"/>
-          <w:sz w:val="18"/>
-          <w:szCs w:val="18"/>
-        </w:rPr>
         <w:tab/>
       </w:r>
       <w:r>
         <w:rPr>
           <w:rFonts w:ascii="Avenir Next" w:hAnsi="Avenir Next" w:cs="Avenir Next" w:eastAsia="Avenir Next"/>
           <w:color w:val="1A1A1A"/>
+          <w:sz w:val="22"/>
+          <w:szCs w:val="21"/>
+        </w:rPr>
+        <w:t xml:space="preserve">Is 35 equal to 39? </w:t>
+      </w:r>
+      <w:r>
+        <w:rPr>
+          <w:rFonts w:ascii="Avenir Next" w:hAnsi="Avenir Next" w:cs="Avenir Next" w:eastAsia="Avenir Next"/>
+          <w:color w:val="1A1A1A"/>
           <w:sz w:val="21"/>
           <w:szCs w:val="21"/>
-        </w:rPr>
-        <w:t xml:space="preserve">Is 35 equal to 39? </w:t>
-      </w:r>
-      <w:r>
-        <w:rPr>
-          <w:rFonts w:ascii="Avenir Next" w:hAnsi="Avenir Next" w:cs="Avenir Next" w:eastAsia="Avenir Next"/>
-          <w:color w:val="1A1A1A"/>
-          <w:sz w:val="21"/>
-          <w:szCs w:val="21"/>
           <w:u w:val="single"/>
         </w:rPr>
         <w:t xml:space="preserve">                </w:t>
@@ -2996,6 +3015,7 @@
     </w:p>
     <w:p>
       <w:pPr>
+        <w:pStyle w:val="Heading2"/>
         <w:keepNext/>
         <w:pBdr>
           <w:bottom w:val="single" w:sz="8" w:space="3" w:color="003A70"/>
@@ -3003,7 +3023,7 @@
         <w:tabs>
           <w:tab w:val="right" w:pos="9504"/>
         </w:tabs>
-        <w:spacing w:before="50" w:after="36" w:line="240" w:lineRule="auto"/>
+        <w:spacing w:before="42" w:after="31" w:line="240" w:lineRule="auto"/>
       </w:pPr>
       <w:r>
         <w:rPr>
@@ -3011,7 +3031,7 @@
           <w:b/>
           <w:color w:val="003A70"/>
           <w:spacing w:val="14"/>
-          <w:sz w:val="19"/>
+          <w:sz w:val="22"/>
           <w:szCs w:val="19"/>
         </w:rPr>
         <w:t xml:space="preserve">YOUR TURN</w:t>
@@ -3030,7 +3050,7 @@
           <w:rFonts w:ascii="Avenir Next" w:hAnsi="Avenir Next" w:cs="Avenir Next" w:eastAsia="Avenir Next"/>
           <w:i/>
           <w:color w:val="5A5F66"/>
-          <w:sz w:val="17"/>
+          <w:sz w:val="22"/>
           <w:szCs w:val="17"/>
         </w:rPr>
         <w:t xml:space="preserve">use the steps on your own</w:t>
@@ -3080,7 +3100,7 @@
               <w:tabs>
                 <w:tab w:val="left" w:pos="432"/>
               </w:tabs>
-              <w:spacing w:before="90" w:after="40" w:line="268" w:lineRule="auto"/>
+              <w:spacing w:before="76" w:after="34" w:line="254" w:lineRule="auto"/>
               <w:ind w:left="432" w:hanging="432"/>
             </w:pPr>
             <w:r>
@@ -3153,7 +3173,7 @@
                     <w:tabs>
                       <w:tab w:val="left" w:pos="340"/>
                     </w:tabs>
-                    <w:spacing w:before="0" w:after="0" w:line="276" w:lineRule="auto"/>
+                    <w:spacing w:before="0" w:after="0" w:line="258" w:lineRule="auto"/>
                     <w:ind w:left="340" w:hanging="340"/>
                   </w:pPr>
                   <w:r>
@@ -3244,7 +3264,7 @@
                     <w:tabs>
                       <w:tab w:val="left" w:pos="340"/>
                     </w:tabs>
-                    <w:spacing w:before="0" w:after="0" w:line="276" w:lineRule="auto"/>
+                    <w:spacing w:before="0" w:after="0" w:line="258" w:lineRule="auto"/>
                     <w:ind w:left="340" w:hanging="340"/>
                   </w:pPr>
                   <w:r>
@@ -3341,7 +3361,7 @@
                     <w:tabs>
                       <w:tab w:val="left" w:pos="340"/>
                     </w:tabs>
-                    <w:spacing w:before="0" w:after="0" w:line="276" w:lineRule="auto"/>
+                    <w:spacing w:before="0" w:after="0" w:line="258" w:lineRule="auto"/>
                     <w:ind w:left="340" w:hanging="340"/>
                   </w:pPr>
                   <w:r>
@@ -3441,7 +3461,7 @@
                     <w:tabs>
                       <w:tab w:val="left" w:pos="340"/>
                     </w:tabs>
-                    <w:spacing w:before="0" w:after="0" w:line="276" w:lineRule="auto"/>
+                    <w:spacing w:before="0" w:after="0" w:line="258" w:lineRule="auto"/>
                     <w:ind w:left="340" w:hanging="340"/>
                   </w:pPr>
                   <w:r>
@@ -3539,6 +3559,7 @@
     </w:p>
     <w:p>
       <w:pPr>
+        <w:pStyle w:val="Heading2"/>
         <w:keepNext/>
         <w:pBdr>
           <w:bottom w:val="single" w:sz="8" w:space="3" w:color="003A70"/>
@@ -3546,7 +3567,7 @@
         <w:tabs>
           <w:tab w:val="right" w:pos="9504"/>
         </w:tabs>
-        <w:spacing w:before="50" w:after="36" w:line="240" w:lineRule="auto"/>
+        <w:spacing w:before="42" w:after="31" w:line="240" w:lineRule="auto"/>
       </w:pPr>
       <w:r>
         <w:rPr>
@@ -3554,7 +3575,7 @@
           <w:b/>
           <w:color w:val="003A70"/>
           <w:spacing w:val="14"/>
-          <w:sz w:val="19"/>
+          <w:sz w:val="22"/>
           <w:szCs w:val="19"/>
         </w:rPr>
         <w:t xml:space="preserve">READY CHECK</w:t>
@@ -3573,7 +3594,7 @@
           <w:rFonts w:ascii="Avenir Next" w:hAnsi="Avenir Next" w:cs="Avenir Next" w:eastAsia="Avenir Next"/>
           <w:i/>
           <w:color w:val="5A5F66"/>
-          <w:sz w:val="17"/>
+          <w:sz w:val="22"/>
           <w:szCs w:val="17"/>
         </w:rPr>
         <w:t xml:space="preserve">a problem like the one in today’s lesson</w:t>
@@ -3623,7 +3644,7 @@
               <w:tabs>
                 <w:tab w:val="left" w:pos="432"/>
               </w:tabs>
-              <w:spacing w:before="90" w:after="40" w:line="268" w:lineRule="auto"/>
+              <w:spacing w:before="76" w:after="34" w:line="254" w:lineRule="auto"/>
               <w:ind w:left="432" w:hanging="432"/>
             </w:pPr>
             <w:r>
@@ -3733,7 +3754,7 @@
                     <w:tabs>
                       <w:tab w:val="left" w:pos="340"/>
                     </w:tabs>
-                    <w:spacing w:before="0" w:after="0" w:line="264" w:lineRule="auto"/>
+                    <w:spacing w:before="0" w:after="0" w:line="252" w:lineRule="auto"/>
                     <w:ind w:left="340" w:hanging="340"/>
                   </w:pPr>
                   <w:r>
@@ -3741,25 +3762,25 @@
                       <w:rFonts w:ascii="Avenir Next" w:hAnsi="Avenir Next" w:cs="Avenir Next" w:eastAsia="Avenir Next"/>
                       <w:b/>
                       <w:color w:val="003A70"/>
+                      <w:sz w:val="22"/>
+                      <w:szCs w:val="21"/>
+                    </w:rPr>
+                    <w:t xml:space="preserve">A</w:t>
+                  </w:r>
+                  <w:r>
+                    <w:rPr>
+                      <w:rFonts w:ascii="Avenir Next" w:hAnsi="Avenir Next" w:cs="Avenir Next" w:eastAsia="Avenir Next"/>
+                      <w:color w:val="1A1A1A"/>
                       <w:sz w:val="21"/>
                       <w:szCs w:val="21"/>
                     </w:rPr>
-                    <w:t xml:space="preserve">A</w:t>
-                  </w:r>
-                  <w:r>
-                    <w:rPr>
-                      <w:rFonts w:ascii="Avenir Next" w:hAnsi="Avenir Next" w:cs="Avenir Next" w:eastAsia="Avenir Next"/>
-                      <w:color w:val="1A1A1A"/>
-                      <w:sz w:val="21"/>
-                      <w:szCs w:val="21"/>
-                    </w:rPr>
                     <w:tab/>
                   </w:r>
                   <w:r>
                     <w:rPr>
                       <w:rFonts w:ascii="Avenir Next" w:hAnsi="Avenir Next" w:cs="Avenir Next" w:eastAsia="Avenir Next"/>
                       <w:color w:val="1A1A1A"/>
-                      <w:sz w:val="21"/>
+                      <w:sz w:val="22"/>
                       <w:szCs w:val="21"/>
                     </w:rPr>
                     <w:t xml:space="preserve">No: 30 + 58 = 88</w:t>
@@ -3776,7 +3797,7 @@
                     <w:tabs>
                       <w:tab w:val="left" w:pos="340"/>
                     </w:tabs>
-                    <w:spacing w:before="0" w:after="0" w:line="264" w:lineRule="auto"/>
+                    <w:spacing w:before="0" w:after="0" w:line="252" w:lineRule="auto"/>
                     <w:ind w:left="340" w:hanging="340"/>
                   </w:pPr>
                   <w:r>
@@ -3784,25 +3805,25 @@
                       <w:rFonts w:ascii="Avenir Next" w:hAnsi="Avenir Next" w:cs="Avenir Next" w:eastAsia="Avenir Next"/>
                       <w:b/>
                       <w:color w:val="003A70"/>
+                      <w:sz w:val="22"/>
+                      <w:szCs w:val="21"/>
+                    </w:rPr>
+                    <w:t xml:space="preserve">B</w:t>
+                  </w:r>
+                  <w:r>
+                    <w:rPr>
+                      <w:rFonts w:ascii="Avenir Next" w:hAnsi="Avenir Next" w:cs="Avenir Next" w:eastAsia="Avenir Next"/>
+                      <w:color w:val="1A1A1A"/>
                       <w:sz w:val="21"/>
                       <w:szCs w:val="21"/>
                     </w:rPr>
-                    <w:t xml:space="preserve">B</w:t>
-                  </w:r>
-                  <w:r>
-                    <w:rPr>
-                      <w:rFonts w:ascii="Avenir Next" w:hAnsi="Avenir Next" w:cs="Avenir Next" w:eastAsia="Avenir Next"/>
-                      <w:color w:val="1A1A1A"/>
-                      <w:sz w:val="21"/>
-                      <w:szCs w:val="21"/>
-                    </w:rPr>
                     <w:tab/>
                   </w:r>
                   <w:r>
                     <w:rPr>
                       <w:rFonts w:ascii="Avenir Next" w:hAnsi="Avenir Next" w:cs="Avenir Next" w:eastAsia="Avenir Next"/>
                       <w:color w:val="1A1A1A"/>
-                      <w:sz w:val="21"/>
+                      <w:sz w:val="22"/>
                       <w:szCs w:val="21"/>
                     </w:rPr>
                     <w:t xml:space="preserve">Yes: 30 + 58 = 90</w:t>
@@ -3824,7 +3845,7 @@
                     <w:tabs>
                       <w:tab w:val="left" w:pos="340"/>
                     </w:tabs>
-                    <w:spacing w:before="0" w:after="0" w:line="264" w:lineRule="auto"/>
+                    <w:spacing w:before="0" w:after="0" w:line="252" w:lineRule="auto"/>
                     <w:ind w:left="340" w:hanging="340"/>
                   </w:pPr>
                   <w:r>
@@ -3832,25 +3853,25 @@
                       <w:rFonts w:ascii="Avenir Next" w:hAnsi="Avenir Next" w:cs="Avenir Next" w:eastAsia="Avenir Next"/>
                       <w:b/>
                       <w:color w:val="003A70"/>
+                      <w:sz w:val="22"/>
+                      <w:szCs w:val="21"/>
+                    </w:rPr>
+                    <w:t xml:space="preserve">C</w:t>
+                  </w:r>
+                  <w:r>
+                    <w:rPr>
+                      <w:rFonts w:ascii="Avenir Next" w:hAnsi="Avenir Next" w:cs="Avenir Next" w:eastAsia="Avenir Next"/>
+                      <w:color w:val="1A1A1A"/>
                       <w:sz w:val="21"/>
                       <w:szCs w:val="21"/>
                     </w:rPr>
-                    <w:t xml:space="preserve">C</w:t>
-                  </w:r>
-                  <w:r>
-                    <w:rPr>
-                      <w:rFonts w:ascii="Avenir Next" w:hAnsi="Avenir Next" w:cs="Avenir Next" w:eastAsia="Avenir Next"/>
-                      <w:color w:val="1A1A1A"/>
-                      <w:sz w:val="21"/>
-                      <w:szCs w:val="21"/>
-                    </w:rPr>
                     <w:tab/>
                   </w:r>
                   <w:r>
                     <w:rPr>
                       <w:rFonts w:ascii="Avenir Next" w:hAnsi="Avenir Next" w:cs="Avenir Next" w:eastAsia="Avenir Next"/>
                       <w:color w:val="1A1A1A"/>
-                      <w:sz w:val="21"/>
+                      <w:sz w:val="22"/>
                       <w:szCs w:val="21"/>
                     </w:rPr>
                     <w:t xml:space="preserve">Yes: 90 − 58 = 28</w:t>
@@ -3867,7 +3888,7 @@
                     <w:tabs>
                       <w:tab w:val="left" w:pos="340"/>
                     </w:tabs>
-                    <w:spacing w:before="0" w:after="0" w:line="264" w:lineRule="auto"/>
+                    <w:spacing w:before="0" w:after="0" w:line="252" w:lineRule="auto"/>
                     <w:ind w:left="340" w:hanging="340"/>
                   </w:pPr>
                   <w:r>
@@ -3875,25 +3896,25 @@
                       <w:rFonts w:ascii="Avenir Next" w:hAnsi="Avenir Next" w:cs="Avenir Next" w:eastAsia="Avenir Next"/>
                       <w:b/>
                       <w:color w:val="003A70"/>
+                      <w:sz w:val="22"/>
+                      <w:szCs w:val="21"/>
+                    </w:rPr>
+                    <w:t xml:space="preserve">D</w:t>
+                  </w:r>
+                  <w:r>
+                    <w:rPr>
+                      <w:rFonts w:ascii="Avenir Next" w:hAnsi="Avenir Next" w:cs="Avenir Next" w:eastAsia="Avenir Next"/>
+                      <w:color w:val="1A1A1A"/>
                       <w:sz w:val="21"/>
                       <w:szCs w:val="21"/>
                     </w:rPr>
-                    <w:t xml:space="preserve">D</w:t>
-                  </w:r>
-                  <w:r>
-                    <w:rPr>
-                      <w:rFonts w:ascii="Avenir Next" w:hAnsi="Avenir Next" w:cs="Avenir Next" w:eastAsia="Avenir Next"/>
-                      <w:color w:val="1A1A1A"/>
-                      <w:sz w:val="21"/>
-                      <w:szCs w:val="21"/>
-                    </w:rPr>
                     <w:tab/>
                   </w:r>
                   <w:r>
                     <w:rPr>
                       <w:rFonts w:ascii="Avenir Next" w:hAnsi="Avenir Next" w:cs="Avenir Next" w:eastAsia="Avenir Next"/>
                       <w:color w:val="1A1A1A"/>
-                      <w:sz w:val="21"/>
+                      <w:sz w:val="22"/>
                       <w:szCs w:val="21"/>
                     </w:rPr>
                     <w:t xml:space="preserve">No: 30 + 58 = 148</w:t>
@@ -3942,19 +3963,42 @@
         <w:tblLook w:val="0000" w:firstRow="0" w:lastRow="0" w:firstColumn="0" w:lastColumn="0" w:noHBand="1" w:noVBand="1"/>
       </w:tblPr>
       <w:tblGrid>
-        <w:gridCol w:w="2000"/>
-        <w:gridCol w:w="2300"/>
-        <w:gridCol w:w="2100"/>
-        <w:gridCol w:w="3104"/>
+        <w:gridCol w:w="1750"/>
+        <w:gridCol w:w="2500"/>
+        <w:gridCol w:w="2200"/>
+        <w:gridCol w:w="3054"/>
       </w:tblGrid>
       <w:tr>
         <w:trPr>
           <w:cantSplit/>
-          <w:trHeight w:val="320" w:hRule="atLeast"/>
+          <w:trHeight w:val="300" w:hRule="atLeast"/>
         </w:trPr>
         <w:tc>
           <w:tcPr>
-            <w:tcW w:w="2000" w:type="dxa"/>
+            <w:tcW w:w="1750" w:type="dxa"/>
+            <w:vAlign w:val="center"/>
+          </w:tcPr>
+          <w:p>
+            <w:pPr>
+              <w:pStyle w:val="Heading2"/>
+              <w:spacing w:before="0" w:after="0" w:line="240" w:lineRule="auto"/>
+            </w:pPr>
+            <w:r>
+              <w:rPr>
+                <w:rFonts w:ascii="Avenir Next" w:hAnsi="Avenir Next" w:cs="Avenir Next" w:eastAsia="Avenir Next"/>
+                <w:b/>
+                <w:color w:val="003A70"/>
+                <w:spacing w:val="12"/>
+                <w:sz w:val="15"/>
+                <w:szCs w:val="15"/>
+              </w:rPr>
+              <w:t xml:space="preserve">CHECK YOURSELF</w:t>
+            </w:r>
+          </w:p>
+        </w:tc>
+        <w:tc>
+          <w:tcPr>
+            <w:tcW w:w="2500" w:type="dxa"/>
             <w:vAlign w:val="center"/>
           </w:tcPr>
           <w:p>
@@ -3963,20 +4007,27 @@
             </w:pPr>
             <w:r>
               <w:rPr>
-                <w:rFonts w:ascii="Avenir Next" w:hAnsi="Avenir Next" w:cs="Avenir Next" w:eastAsia="Avenir Next"/>
-                <w:b/>
-                <w:color w:val="003A70"/>
-                <w:spacing w:val="12"/>
-                <w:sz w:val="15"/>
-                <w:szCs w:val="15"/>
-              </w:rPr>
-              <w:t xml:space="preserve">CHECK YOURSELF</w:t>
+                <w:rFonts w:ascii="Arial" w:hAnsi="Arial" w:cs="Arial" w:eastAsia="Arial"/>
+                <w:color w:val="1A1A1A"/>
+                <w:sz w:val="20"/>
+                <w:szCs w:val="20"/>
+              </w:rPr>
+              <w:t xml:space="preserve">□</w:t>
+            </w:r>
+            <w:r>
+              <w:rPr>
+                <w:rFonts w:ascii="Avenir Next" w:hAnsi="Avenir Next" w:cs="Avenir Next" w:eastAsia="Avenir Next"/>
+                <w:color w:val="1A1A1A"/>
+                <w:sz w:val="17"/>
+                <w:szCs w:val="17"/>
+              </w:rPr>
+              <w:t xml:space="preserve">  I can do this on my own</w:t>
             </w:r>
           </w:p>
         </w:tc>
         <w:tc>
           <w:tcPr>
-            <w:tcW w:w="2300" w:type="dxa"/>
+            <w:tcW w:w="2200" w:type="dxa"/>
             <w:vAlign w:val="center"/>
           </w:tcPr>
           <w:p>
@@ -3987,8 +4038,8 @@
               <w:rPr>
                 <w:rFonts w:ascii="Arial" w:hAnsi="Arial" w:cs="Arial" w:eastAsia="Arial"/>
                 <w:color w:val="1A1A1A"/>
-                <w:sz w:val="24"/>
-                <w:szCs w:val="24"/>
+                <w:sz w:val="20"/>
+                <w:szCs w:val="20"/>
               </w:rPr>
               <w:t xml:space="preserve">□</w:t>
             </w:r>
@@ -3999,13 +4050,13 @@
                 <w:sz w:val="17"/>
                 <w:szCs w:val="17"/>
               </w:rPr>
-              <w:t xml:space="preserve">  I can do this on my own</w:t>
+              <w:t xml:space="preserve">  I need a little help</w:t>
             </w:r>
           </w:p>
         </w:tc>
         <w:tc>
           <w:tcPr>
-            <w:tcW w:w="2100" w:type="dxa"/>
+            <w:tcW w:w="3054" w:type="dxa"/>
             <w:vAlign w:val="center"/>
           </w:tcPr>
           <w:p>
@@ -4016,37 +4067,8 @@
               <w:rPr>
                 <w:rFonts w:ascii="Arial" w:hAnsi="Arial" w:cs="Arial" w:eastAsia="Arial"/>
                 <w:color w:val="1A1A1A"/>
-                <w:sz w:val="24"/>
-                <w:szCs w:val="24"/>
-              </w:rPr>
-              <w:t xml:space="preserve">□</w:t>
-            </w:r>
-            <w:r>
-              <w:rPr>
-                <w:rFonts w:ascii="Avenir Next" w:hAnsi="Avenir Next" w:cs="Avenir Next" w:eastAsia="Avenir Next"/>
-                <w:color w:val="1A1A1A"/>
-                <w:sz w:val="17"/>
-                <w:szCs w:val="17"/>
-              </w:rPr>
-              <w:t xml:space="preserve">  I need a little help</w:t>
-            </w:r>
-          </w:p>
-        </w:tc>
-        <w:tc>
-          <w:tcPr>
-            <w:tcW w:w="3104" w:type="dxa"/>
-            <w:vAlign w:val="center"/>
-          </w:tcPr>
-          <w:p>
-            <w:pPr>
-              <w:spacing w:before="0" w:after="0" w:line="240" w:lineRule="auto"/>
-            </w:pPr>
-            <w:r>
-              <w:rPr>
-                <w:rFonts w:ascii="Arial" w:hAnsi="Arial" w:cs="Arial" w:eastAsia="Arial"/>
-                <w:color w:val="1A1A1A"/>
-                <w:sz w:val="24"/>
-                <w:szCs w:val="24"/>
+                <w:sz w:val="20"/>
+                <w:szCs w:val="20"/>
               </w:rPr>
               <w:t xml:space="preserve">□</w:t>
             </w:r>
@@ -4081,7 +4103,7 @@
     <w:sectPr>
       <w:footerReference w:type="default" r:id="rIdFooter1"/>
       <w:pgSz w:w="12240" w:h="15840"/>
-      <w:pgMar w:top="893" w:right="1224" w:bottom="835" w:left="1512" w:header="432" w:footer="432" w:gutter="0"/>
+      <w:pgMar w:top="780" w:right="1224" w:bottom="760" w:left="1512" w:header="432" w:footer="432" w:gutter="0"/>
       <w:cols w:space="720"/>
     </w:sectPr>
   </w:body>
@@ -4161,7 +4183,106 @@
               <w:sz w:val="15"/>
               <w:szCs w:val="15"/>
             </w:rPr>
-            <w:t xml:space="preserve">Lesson 8-1  ·  Session 2  ·  Prerequisite Practice B</w:t>
+            <w:t xml:space="preserve">8-1 · Page </w:t>
+          </w:r>
+          <w:r>
+            <w:rPr>
+              <w:rFonts w:ascii="Avenir Next" w:hAnsi="Avenir Next" w:cs="Avenir Next" w:eastAsia="Avenir Next"/>
+              <w:color w:val="5A5F66"/>
+              <w:sz w:val="15"/>
+              <w:szCs w:val="15"/>
+            </w:rPr>
+            <w:fldChar w:fldCharType="begin"/>
+          </w:r>
+          <w:r>
+            <w:rPr>
+              <w:rFonts w:ascii="Avenir Next" w:hAnsi="Avenir Next" w:cs="Avenir Next" w:eastAsia="Avenir Next"/>
+              <w:color w:val="5A5F66"/>
+              <w:sz w:val="15"/>
+              <w:szCs w:val="15"/>
+            </w:rPr>
+            <w:instrText xml:space="preserve"> PAGE </w:instrText>
+          </w:r>
+          <w:r>
+            <w:rPr>
+              <w:rFonts w:ascii="Avenir Next" w:hAnsi="Avenir Next" w:cs="Avenir Next" w:eastAsia="Avenir Next"/>
+              <w:color w:val="5A5F66"/>
+              <w:sz w:val="15"/>
+              <w:szCs w:val="15"/>
+            </w:rPr>
+            <w:fldChar w:fldCharType="separate"/>
+          </w:r>
+          <w:r>
+            <w:rPr>
+              <w:rFonts w:ascii="Avenir Next" w:hAnsi="Avenir Next" w:cs="Avenir Next" w:eastAsia="Avenir Next"/>
+              <w:color w:val="5A5F66"/>
+              <w:sz w:val="15"/>
+              <w:szCs w:val="15"/>
+            </w:rPr>
+            <w:t xml:space="preserve">1</w:t>
+          </w:r>
+          <w:r>
+            <w:rPr>
+              <w:rFonts w:ascii="Avenir Next" w:hAnsi="Avenir Next" w:cs="Avenir Next" w:eastAsia="Avenir Next"/>
+              <w:color w:val="5A5F66"/>
+              <w:sz w:val="15"/>
+              <w:szCs w:val="15"/>
+            </w:rPr>
+            <w:fldChar w:fldCharType="end"/>
+          </w:r>
+          <w:r>
+            <w:rPr>
+              <w:rFonts w:ascii="Avenir Next" w:hAnsi="Avenir Next" w:cs="Avenir Next" w:eastAsia="Avenir Next"/>
+              <w:color w:val="5A5F66"/>
+              <w:sz w:val="15"/>
+              <w:szCs w:val="15"/>
+            </w:rPr>
+            <w:t xml:space="preserve"> of </w:t>
+          </w:r>
+          <w:r>
+            <w:rPr>
+              <w:rFonts w:ascii="Avenir Next" w:hAnsi="Avenir Next" w:cs="Avenir Next" w:eastAsia="Avenir Next"/>
+              <w:color w:val="5A5F66"/>
+              <w:sz w:val="15"/>
+              <w:szCs w:val="15"/>
+            </w:rPr>
+            <w:fldChar w:fldCharType="begin"/>
+          </w:r>
+          <w:r>
+            <w:rPr>
+              <w:rFonts w:ascii="Avenir Next" w:hAnsi="Avenir Next" w:cs="Avenir Next" w:eastAsia="Avenir Next"/>
+              <w:color w:val="5A5F66"/>
+              <w:sz w:val="15"/>
+              <w:szCs w:val="15"/>
+            </w:rPr>
+            <w:instrText xml:space="preserve"> NUMPAGES </w:instrText>
+          </w:r>
+          <w:r>
+            <w:rPr>
+              <w:rFonts w:ascii="Avenir Next" w:hAnsi="Avenir Next" w:cs="Avenir Next" w:eastAsia="Avenir Next"/>
+              <w:color w:val="5A5F66"/>
+              <w:sz w:val="15"/>
+              <w:szCs w:val="15"/>
+            </w:rPr>
+            <w:fldChar w:fldCharType="separate"/>
+          </w:r>
+          <w:r>
+            <w:rPr>
+              <w:rFonts w:ascii="Avenir Next" w:hAnsi="Avenir Next" w:cs="Avenir Next" w:eastAsia="Avenir Next"/>
+              <w:color w:val="5A5F66"/>
+              <w:sz w:val="15"/>
+              <w:szCs w:val="15"/>
+            </w:rPr>
+            <w:t xml:space="preserve">1</w:t>
+          </w:r>
+          <w:r>
+            <w:rPr>
+              <w:rFonts w:ascii="Avenir Next" w:hAnsi="Avenir Next" w:cs="Avenir Next" w:eastAsia="Avenir Next"/>
+              <w:color w:val="5A5F66"/>
+              <w:sz w:val="15"/>
+              <w:szCs w:val="15"/>
+            </w:rPr>
+            <w:fldChar w:fldCharType="end"/>
           </w:r>
         </w:p>
       </w:tc>
@@ -4204,5 +4325,23 @@
       </w:tblCellMar>
     </w:tblPr>
   </w:style>
+  <w:style w:type="paragraph" w:styleId="Heading1">
+    <w:name w:val="heading 1"/>
+    <w:basedOn w:val="Normal"/>
+    <w:pPr>
+      <w:outlineLvl w:val="0"/>
+      <w:keepNext w:val="0"/>
+      <w:keepLines w:val="0"/>
+    </w:pPr>
+  </w:style>
+  <w:style w:type="paragraph" w:styleId="Heading2">
+    <w:name w:val="heading 2"/>
+    <w:basedOn w:val="Normal"/>
+    <w:pPr>
+      <w:outlineLvl w:val="1"/>
+      <w:keepNext w:val="0"/>
+      <w:keepLines w:val="0"/>
+    </w:pPr>
+  </w:style>
 </w:styles>
 </file>